--- a/R1.01/TP1/TP01_DIDRY_JULES_G3A.docx
+++ b/R1.01/TP1/TP01_DIDRY_JULES_G3A.docx
@@ -2,7 +2,2205 @@
 <file path=word/document.xml><?xml version="1.0" encoding="utf-8"?>
 <w:document xmlns:wpc="http://schemas.microsoft.com/office/word/2010/wordprocessingCanvas" xmlns:cx="http://schemas.microsoft.com/office/drawing/2014/chartex" xmlns:cx1="http://schemas.microsoft.com/office/drawing/2015/9/8/chartex" xmlns:cx2="http://schemas.microsoft.com/office/drawing/2015/10/21/chartex" xmlns:cx3="http://schemas.microsoft.com/office/drawing/2016/5/9/chartex" xmlns:cx4="http://schemas.microsoft.com/office/drawing/2016/5/10/chartex" xmlns:cx5="http://schemas.microsoft.com/office/drawing/2016/5/11/chartex" xmlns:cx6="http://schemas.microsoft.com/office/drawing/2016/5/12/chartex" xmlns:cx7="http://schemas.microsoft.com/office/drawing/2016/5/13/chartex" xmlns:cx8="http://schemas.microsoft.com/office/drawing/2016/5/14/chartex" xmlns:mc="http://schemas.openxmlformats.org/markup-compatibility/2006" xmlns:aink="http://schemas.microsoft.com/office/drawing/2016/ink" xmlns:am3d="http://schemas.microsoft.com/office/drawing/2017/model3d" xmlns:o="urn:schemas-microsoft-com:office:office" xmlns:oel="http://schemas.microsoft.com/office/2019/extlst" xmlns:r="http://schemas.openxmlformats.org/officeDocument/2006/relationships" xmlns:m="http://schemas.openxmlformats.org/officeDocument/2006/math" xmlns:v="urn:schemas-microsoft-com:vml" xmlns:wp14="http://schemas.microsoft.com/office/word/2010/wordprocessingDrawing" xmlns:wp="http://schemas.openxmlformats.org/drawingml/2006/wordprocessingDrawing" xmlns:w10="urn:schemas-microsoft-com:office:word" xmlns:w="http://schemas.openxmlformats.org/wordprocessingml/2006/main" xmlns:w14="http://schemas.microsoft.com/office/word/2010/wordml" xmlns:w15="http://schemas.microsoft.com/office/word/2012/wordml" xmlns:w16cex="http://schemas.microsoft.com/office/word/2018/wordml/cex" xmlns:w16cid="http://schemas.microsoft.com/office/word/2016/wordml/cid" xmlns:w16="http://schemas.microsoft.com/office/word/2018/wordml" xmlns:w16du="http://schemas.microsoft.com/office/word/2023/wordml/word16du" xmlns:w16sdtdh="http://schemas.microsoft.com/office/word/2020/wordml/sdtdatahash" xmlns:w16se="http://schemas.microsoft.com/office/word/2015/wordml/symex" xmlns:wpg="http://schemas.microsoft.com/office/word/2010/wordprocessingGroup" xmlns:wpi="http://schemas.microsoft.com/office/word/2010/wordprocessingInk" xmlns:wne="http://schemas.microsoft.com/office/word/2006/wordml" xmlns:wps="http://schemas.microsoft.com/office/word/2010/wordprocessingShape" mc:Ignorable="w14 w15 w16se w16cid w16 w16cex w16sdtdh w16du wp14">
   <w:body>
-    <w:p/>
+    <w:tbl>
+      <w:tblPr>
+        <w:tblStyle w:val="Grilledutableau"/>
+        <w:tblpPr w:leftFromText="141" w:rightFromText="141" w:vertAnchor="text" w:horzAnchor="margin" w:tblpXSpec="center" w:tblpY="426"/>
+        <w:tblW w:w="0" w:type="auto"/>
+        <w:tblLook w:val="04A0" w:firstRow="1" w:lastRow="0" w:firstColumn="1" w:lastColumn="0" w:noHBand="0" w:noVBand="1"/>
+      </w:tblPr>
+      <w:tblGrid>
+        <w:gridCol w:w="5743"/>
+      </w:tblGrid>
+      <w:tr>
+        <w:trPr>
+          <w:trHeight w:val="685"/>
+        </w:trPr>
+        <w:tc>
+          <w:tcPr>
+            <w:tcW w:w="5743" w:type="dxa"/>
+          </w:tcPr>
+          <w:p>
+            <w:pPr>
+              <w:jc w:val="center"/>
+              <w:rPr>
+                <w:rFonts w:ascii="Arial" w:hAnsi="Arial" w:cs="Arial"/>
+              </w:rPr>
+            </w:pPr>
+            <w:r>
+              <w:rPr>
+                <w:rFonts w:ascii="Arial" w:hAnsi="Arial" w:cs="Arial"/>
+              </w:rPr>
+              <w:t xml:space="preserve">TP d’Algorithmique </w:t>
+            </w:r>
+          </w:p>
+          <w:p>
+            <w:pPr>
+              <w:jc w:val="center"/>
+              <w:rPr>
+                <w:rFonts w:ascii="Arial" w:hAnsi="Arial" w:cs="Arial"/>
+              </w:rPr>
+            </w:pPr>
+            <w:r>
+              <w:rPr>
+                <w:rFonts w:ascii="Arial" w:hAnsi="Arial" w:cs="Arial"/>
+              </w:rPr>
+              <w:t>N°1</w:t>
+            </w:r>
+          </w:p>
+        </w:tc>
+      </w:tr>
+    </w:tbl>
+    <w:p>
+      <w:pPr>
+        <w:rPr>
+          <w:rFonts w:ascii="Arial" w:hAnsi="Arial" w:cs="Arial"/>
+        </w:rPr>
+      </w:pPr>
+      <w:r>
+        <w:rPr>
+          <w:rFonts w:ascii="Arial" w:hAnsi="Arial" w:cs="Arial"/>
+        </w:rPr>
+        <w:t xml:space="preserve">DIDRY JULES </w:t>
+      </w:r>
+      <w:r>
+        <w:rPr>
+          <w:rFonts w:ascii="Arial" w:hAnsi="Arial" w:cs="Arial"/>
+        </w:rPr>
+        <w:tab/>
+      </w:r>
+      <w:r>
+        <w:rPr>
+          <w:rFonts w:ascii="Arial" w:hAnsi="Arial" w:cs="Arial"/>
+        </w:rPr>
+        <w:tab/>
+      </w:r>
+      <w:r>
+        <w:rPr>
+          <w:rFonts w:ascii="Arial" w:hAnsi="Arial" w:cs="Arial"/>
+        </w:rPr>
+        <w:tab/>
+      </w:r>
+      <w:r>
+        <w:rPr>
+          <w:rFonts w:ascii="Arial" w:hAnsi="Arial" w:cs="Arial"/>
+        </w:rPr>
+        <w:tab/>
+      </w:r>
+      <w:r>
+        <w:rPr>
+          <w:rFonts w:ascii="Arial" w:hAnsi="Arial" w:cs="Arial"/>
+        </w:rPr>
+        <w:tab/>
+        <w:t xml:space="preserve">                              BUT 1 – Groupe 3A</w:t>
+      </w:r>
+    </w:p>
+    <w:p>
+      <w:pPr>
+        <w:jc w:val="center"/>
+        <w:rPr>
+          <w:rFonts w:ascii="Arial" w:hAnsi="Arial" w:cs="Arial"/>
+        </w:rPr>
+      </w:pPr>
+    </w:p>
+    <w:p>
+      <w:pPr>
+        <w:jc w:val="center"/>
+        <w:rPr>
+          <w:rFonts w:ascii="Arial" w:hAnsi="Arial" w:cs="Arial"/>
+        </w:rPr>
+      </w:pPr>
+    </w:p>
+    <w:p>
+      <w:pPr>
+        <w:jc w:val="center"/>
+        <w:rPr>
+          <w:rFonts w:ascii="Arial" w:hAnsi="Arial" w:cs="Arial"/>
+          <w:b/>
+          <w:bCs/>
+          <w:u w:val="single"/>
+        </w:rPr>
+      </w:pPr>
+      <w:r>
+        <w:rPr>
+          <w:rFonts w:ascii="Arial" w:hAnsi="Arial" w:cs="Arial"/>
+          <w:b/>
+          <w:bCs/>
+          <w:u w:val="single"/>
+        </w:rPr>
+        <w:t>Table des matières</w:t>
+      </w:r>
+      <w:r>
+        <w:rPr>
+          <w:rFonts w:ascii="Arial" w:hAnsi="Arial" w:cs="Arial"/>
+          <w:b/>
+          <w:bCs/>
+          <w:u w:val="single"/>
+        </w:rPr>
+        <w:t> :</w:t>
+      </w:r>
+    </w:p>
+    <w:p>
+      <w:pPr>
+        <w:jc w:val="center"/>
+        <w:rPr>
+          <w:rFonts w:ascii="Arial" w:hAnsi="Arial" w:cs="Arial"/>
+          <w:u w:val="single"/>
+        </w:rPr>
+      </w:pPr>
+    </w:p>
+    <w:p>
+      <w:pPr>
+        <w:rPr>
+          <w:rFonts w:ascii="Arial" w:hAnsi="Arial" w:cs="Arial"/>
+          <w:u w:val="single"/>
+        </w:rPr>
+      </w:pPr>
+      <w:r>
+        <w:rPr>
+          <w:rFonts w:ascii="Arial" w:hAnsi="Arial" w:cs="Arial"/>
+          <w:u w:val="single"/>
+        </w:rPr>
+        <w:t>Exercice 1 :</w:t>
+      </w:r>
+    </w:p>
+    <w:p>
+      <w:pPr>
+        <w:rPr>
+          <w:rFonts w:ascii="Arial" w:hAnsi="Arial" w:cs="Arial"/>
+          <w:u w:val="single"/>
+        </w:rPr>
+      </w:pPr>
+    </w:p>
+    <w:p>
+      <w:pPr>
+        <w:rPr>
+          <w:rFonts w:ascii="Arial" w:hAnsi="Arial" w:cs="Arial"/>
+          <w:u w:val="single"/>
+        </w:rPr>
+      </w:pPr>
+    </w:p>
+    <w:p>
+      <w:pPr>
+        <w:rPr>
+          <w:rFonts w:ascii="Arial" w:hAnsi="Arial" w:cs="Arial"/>
+          <w:u w:val="single"/>
+        </w:rPr>
+      </w:pPr>
+    </w:p>
+    <w:p>
+      <w:pPr>
+        <w:rPr>
+          <w:rFonts w:ascii="Arial" w:hAnsi="Arial" w:cs="Arial"/>
+          <w:u w:val="single"/>
+        </w:rPr>
+      </w:pPr>
+    </w:p>
+    <w:p>
+      <w:pPr>
+        <w:rPr>
+          <w:rFonts w:ascii="Arial" w:hAnsi="Arial" w:cs="Arial"/>
+          <w:u w:val="single"/>
+        </w:rPr>
+      </w:pPr>
+    </w:p>
+    <w:p>
+      <w:pPr>
+        <w:rPr>
+          <w:rFonts w:ascii="Arial" w:hAnsi="Arial" w:cs="Arial"/>
+          <w:u w:val="single"/>
+        </w:rPr>
+      </w:pPr>
+    </w:p>
+    <w:p>
+      <w:pPr>
+        <w:rPr>
+          <w:rFonts w:ascii="Arial" w:hAnsi="Arial" w:cs="Arial"/>
+          <w:u w:val="single"/>
+        </w:rPr>
+      </w:pPr>
+    </w:p>
+    <w:p>
+      <w:pPr>
+        <w:rPr>
+          <w:rFonts w:ascii="Arial" w:hAnsi="Arial" w:cs="Arial"/>
+          <w:u w:val="single"/>
+        </w:rPr>
+      </w:pPr>
+    </w:p>
+    <w:p>
+      <w:pPr>
+        <w:rPr>
+          <w:rFonts w:ascii="Arial" w:hAnsi="Arial" w:cs="Arial"/>
+          <w:u w:val="single"/>
+        </w:rPr>
+      </w:pPr>
+    </w:p>
+    <w:p>
+      <w:pPr>
+        <w:rPr>
+          <w:rFonts w:ascii="Arial" w:hAnsi="Arial" w:cs="Arial"/>
+          <w:u w:val="single"/>
+        </w:rPr>
+      </w:pPr>
+    </w:p>
+    <w:p>
+      <w:pPr>
+        <w:rPr>
+          <w:rFonts w:ascii="Arial" w:hAnsi="Arial" w:cs="Arial"/>
+          <w:u w:val="single"/>
+        </w:rPr>
+      </w:pPr>
+    </w:p>
+    <w:p>
+      <w:pPr>
+        <w:rPr>
+          <w:rFonts w:ascii="Arial" w:hAnsi="Arial" w:cs="Arial"/>
+          <w:u w:val="single"/>
+        </w:rPr>
+      </w:pPr>
+    </w:p>
+    <w:p>
+      <w:pPr>
+        <w:rPr>
+          <w:rFonts w:ascii="Arial" w:hAnsi="Arial" w:cs="Arial"/>
+          <w:u w:val="single"/>
+        </w:rPr>
+      </w:pPr>
+    </w:p>
+    <w:p>
+      <w:pPr>
+        <w:rPr>
+          <w:rFonts w:ascii="Arial" w:hAnsi="Arial" w:cs="Arial"/>
+          <w:u w:val="single"/>
+        </w:rPr>
+      </w:pPr>
+    </w:p>
+    <w:p>
+      <w:pPr>
+        <w:rPr>
+          <w:rFonts w:ascii="Arial" w:hAnsi="Arial" w:cs="Arial"/>
+          <w:u w:val="single"/>
+        </w:rPr>
+      </w:pPr>
+    </w:p>
+    <w:p>
+      <w:pPr>
+        <w:rPr>
+          <w:rFonts w:ascii="Arial" w:hAnsi="Arial" w:cs="Arial"/>
+          <w:u w:val="single"/>
+        </w:rPr>
+      </w:pPr>
+    </w:p>
+    <w:p>
+      <w:pPr>
+        <w:rPr>
+          <w:rFonts w:ascii="Arial" w:hAnsi="Arial" w:cs="Arial"/>
+          <w:u w:val="single"/>
+        </w:rPr>
+      </w:pPr>
+    </w:p>
+    <w:p>
+      <w:pPr>
+        <w:rPr>
+          <w:rFonts w:ascii="Arial" w:hAnsi="Arial" w:cs="Arial"/>
+          <w:u w:val="single"/>
+        </w:rPr>
+      </w:pPr>
+    </w:p>
+    <w:p>
+      <w:pPr>
+        <w:rPr>
+          <w:rFonts w:ascii="Arial" w:hAnsi="Arial" w:cs="Arial"/>
+          <w:u w:val="single"/>
+        </w:rPr>
+      </w:pPr>
+    </w:p>
+    <w:p>
+      <w:pPr>
+        <w:rPr>
+          <w:rFonts w:ascii="Arial" w:hAnsi="Arial" w:cs="Arial"/>
+          <w:u w:val="single"/>
+        </w:rPr>
+      </w:pPr>
+    </w:p>
+    <w:p>
+      <w:pPr>
+        <w:rPr>
+          <w:rFonts w:ascii="Arial" w:hAnsi="Arial" w:cs="Arial"/>
+          <w:u w:val="single"/>
+        </w:rPr>
+      </w:pPr>
+    </w:p>
+    <w:p>
+      <w:pPr>
+        <w:rPr>
+          <w:rFonts w:ascii="Arial" w:hAnsi="Arial" w:cs="Arial"/>
+          <w:u w:val="single"/>
+        </w:rPr>
+      </w:pPr>
+    </w:p>
+    <w:p>
+      <w:pPr>
+        <w:rPr>
+          <w:rFonts w:ascii="Arial" w:hAnsi="Arial" w:cs="Arial"/>
+          <w:u w:val="single"/>
+        </w:rPr>
+      </w:pPr>
+    </w:p>
+    <w:p>
+      <w:pPr>
+        <w:jc w:val="center"/>
+        <w:rPr>
+          <w:rFonts w:ascii="Arial" w:hAnsi="Arial" w:cs="Arial"/>
+          <w:u w:val="single"/>
+        </w:rPr>
+      </w:pPr>
+      <w:r>
+        <w:rPr>
+          <w:rFonts w:ascii="Arial" w:hAnsi="Arial" w:cs="Arial"/>
+          <w:u w:val="single"/>
+        </w:rPr>
+        <w:lastRenderedPageBreak/>
+        <w:t>Exercice 1 :</w:t>
+      </w:r>
+    </w:p>
+    <w:p>
+      <w:pPr>
+        <w:rPr>
+          <w:rFonts w:ascii="Arial" w:hAnsi="Arial" w:cs="Arial"/>
+          <w:u w:val="single"/>
+        </w:rPr>
+      </w:pPr>
+      <w:r>
+        <w:rPr>
+          <w:rFonts w:ascii="Arial" w:hAnsi="Arial" w:cs="Arial"/>
+          <w:u w:val="single"/>
+        </w:rPr>
+        <w:t>Le programme :</w:t>
+      </w:r>
+    </w:p>
+    <w:p>
+      <w:pPr>
+        <w:rPr>
+          <w:rFonts w:ascii="Arial" w:hAnsi="Arial" w:cs="Arial"/>
+        </w:rPr>
+      </w:pPr>
+      <w:r>
+        <w:rPr>
+          <w:rFonts w:ascii="Arial" w:hAnsi="Arial" w:cs="Arial"/>
+        </w:rPr>
+        <w:drawing>
+          <wp:inline distT="0" distB="0" distL="0" distR="0" wp14:anchorId="61724EA7" wp14:editId="315202A2">
+            <wp:extent cx="2537388" cy="573184"/>
+            <wp:effectExtent l="0" t="0" r="0" b="0"/>
+            <wp:docPr id="872485764" name="Image 1" descr="Une image contenant texte, capture d’écran, Police, nombre&#10;&#10;Description générée automatiquement"/>
+            <wp:cNvGraphicFramePr>
+              <a:graphicFrameLocks xmlns:a="http://schemas.openxmlformats.org/drawingml/2006/main" noChangeAspect="1"/>
+            </wp:cNvGraphicFramePr>
+            <a:graphic xmlns:a="http://schemas.openxmlformats.org/drawingml/2006/main">
+              <a:graphicData uri="http://schemas.openxmlformats.org/drawingml/2006/picture">
+                <pic:pic xmlns:pic="http://schemas.openxmlformats.org/drawingml/2006/picture">
+                  <pic:nvPicPr>
+                    <pic:cNvPr id="872485764" name="Image 1" descr="Une image contenant texte, capture d’écran, Police, nombre&#10;&#10;Description générée automatiquement"/>
+                    <pic:cNvPicPr/>
+                  </pic:nvPicPr>
+                  <pic:blipFill>
+                    <a:blip r:embed="rId5"/>
+                    <a:stretch>
+                      <a:fillRect/>
+                    </a:stretch>
+                  </pic:blipFill>
+                  <pic:spPr>
+                    <a:xfrm>
+                      <a:off x="0" y="0"/>
+                      <a:ext cx="2562023" cy="578749"/>
+                    </a:xfrm>
+                    <a:prstGeom prst="rect">
+                      <a:avLst/>
+                    </a:prstGeom>
+                  </pic:spPr>
+                </pic:pic>
+              </a:graphicData>
+            </a:graphic>
+          </wp:inline>
+        </w:drawing>
+      </w:r>
+    </w:p>
+    <w:p>
+      <w:pPr>
+        <w:rPr>
+          <w:rFonts w:ascii="Arial" w:hAnsi="Arial" w:cs="Arial"/>
+        </w:rPr>
+      </w:pPr>
+      <w:r>
+        <w:rPr>
+          <w:rFonts w:ascii="Arial" w:hAnsi="Arial" w:cs="Arial"/>
+        </w:rPr>
+        <w:t>Son résultat :</w:t>
+      </w:r>
+    </w:p>
+    <w:p>
+      <w:pPr>
+        <w:rPr>
+          <w:rFonts w:ascii="Arial" w:hAnsi="Arial" w:cs="Arial"/>
+          <w:u w:val="single"/>
+        </w:rPr>
+      </w:pPr>
+      <w:r>
+        <w:rPr>
+          <w:rFonts w:ascii="Arial" w:hAnsi="Arial" w:cs="Arial"/>
+        </w:rPr>
+        <w:drawing>
+          <wp:inline distT="0" distB="0" distL="0" distR="0" wp14:anchorId="1AE1689A" wp14:editId="34C15ADE">
+            <wp:extent cx="2891032" cy="670495"/>
+            <wp:effectExtent l="0" t="0" r="5080" b="0"/>
+            <wp:docPr id="1548621663" name="Image 1" descr="Une image contenant texte, Police, capture d’écran&#10;&#10;Description générée automatiquement"/>
+            <wp:cNvGraphicFramePr>
+              <a:graphicFrameLocks xmlns:a="http://schemas.openxmlformats.org/drawingml/2006/main" noChangeAspect="1"/>
+            </wp:cNvGraphicFramePr>
+            <a:graphic xmlns:a="http://schemas.openxmlformats.org/drawingml/2006/main">
+              <a:graphicData uri="http://schemas.openxmlformats.org/drawingml/2006/picture">
+                <pic:pic xmlns:pic="http://schemas.openxmlformats.org/drawingml/2006/picture">
+                  <pic:nvPicPr>
+                    <pic:cNvPr id="1548621663" name="Image 1" descr="Une image contenant texte, Police, capture d’écran&#10;&#10;Description générée automatiquement"/>
+                    <pic:cNvPicPr/>
+                  </pic:nvPicPr>
+                  <pic:blipFill>
+                    <a:blip r:embed="rId6"/>
+                    <a:stretch>
+                      <a:fillRect/>
+                    </a:stretch>
+                  </pic:blipFill>
+                  <pic:spPr>
+                    <a:xfrm>
+                      <a:off x="0" y="0"/>
+                      <a:ext cx="2991328" cy="693756"/>
+                    </a:xfrm>
+                    <a:prstGeom prst="rect">
+                      <a:avLst/>
+                    </a:prstGeom>
+                  </pic:spPr>
+                </pic:pic>
+              </a:graphicData>
+            </a:graphic>
+          </wp:inline>
+        </w:drawing>
+      </w:r>
+    </w:p>
+    <w:p>
+      <w:pPr>
+        <w:rPr>
+          <w:rFonts w:ascii="Arial" w:hAnsi="Arial" w:cs="Arial"/>
+        </w:rPr>
+      </w:pPr>
+      <w:r>
+        <w:rPr>
+          <w:rFonts w:ascii="Arial" w:hAnsi="Arial" w:cs="Arial"/>
+        </w:rPr>
+        <w:drawing>
+          <wp:anchor distT="0" distB="0" distL="114300" distR="114300" simplePos="0" relativeHeight="251658240" behindDoc="1" locked="0" layoutInCell="1" allowOverlap="1" wp14:anchorId="6925EB00" wp14:editId="307BA722">
+            <wp:simplePos x="0" y="0"/>
+            <wp:positionH relativeFrom="column">
+              <wp:posOffset>2790825</wp:posOffset>
+            </wp:positionH>
+            <wp:positionV relativeFrom="paragraph">
+              <wp:posOffset>197124</wp:posOffset>
+            </wp:positionV>
+            <wp:extent cx="2127250" cy="290830"/>
+            <wp:effectExtent l="0" t="0" r="6350" b="0"/>
+            <wp:wrapTight wrapText="bothSides">
+              <wp:wrapPolygon edited="0">
+                <wp:start x="0" y="0"/>
+                <wp:lineTo x="0" y="19808"/>
+                <wp:lineTo x="21471" y="19808"/>
+                <wp:lineTo x="21471" y="0"/>
+                <wp:lineTo x="0" y="0"/>
+              </wp:wrapPolygon>
+            </wp:wrapTight>
+            <wp:docPr id="317148378" name="Image 1"/>
+            <wp:cNvGraphicFramePr>
+              <a:graphicFrameLocks xmlns:a="http://schemas.openxmlformats.org/drawingml/2006/main" noChangeAspect="1"/>
+            </wp:cNvGraphicFramePr>
+            <a:graphic xmlns:a="http://schemas.openxmlformats.org/drawingml/2006/main">
+              <a:graphicData uri="http://schemas.openxmlformats.org/drawingml/2006/picture">
+                <pic:pic xmlns:pic="http://schemas.openxmlformats.org/drawingml/2006/picture">
+                  <pic:nvPicPr>
+                    <pic:cNvPr id="317148378" name=""/>
+                    <pic:cNvPicPr/>
+                  </pic:nvPicPr>
+                  <pic:blipFill>
+                    <a:blip r:embed="rId7">
+                      <a:extLst>
+                        <a:ext uri="{28A0092B-C50C-407E-A947-70E740481C1C}">
+                          <a14:useLocalDpi xmlns:a14="http://schemas.microsoft.com/office/drawing/2010/main" val="0"/>
+                        </a:ext>
+                      </a:extLst>
+                    </a:blip>
+                    <a:stretch>
+                      <a:fillRect/>
+                    </a:stretch>
+                  </pic:blipFill>
+                  <pic:spPr>
+                    <a:xfrm>
+                      <a:off x="0" y="0"/>
+                      <a:ext cx="2127250" cy="290830"/>
+                    </a:xfrm>
+                    <a:prstGeom prst="rect">
+                      <a:avLst/>
+                    </a:prstGeom>
+                  </pic:spPr>
+                </pic:pic>
+              </a:graphicData>
+            </a:graphic>
+          </wp:anchor>
+        </w:drawing>
+      </w:r>
+      <w:r>
+        <w:rPr>
+          <w:rFonts w:ascii="Arial" w:hAnsi="Arial" w:cs="Arial"/>
+        </w:rPr>
+        <w:t>Si on essaye de générer des erreurs :</w:t>
+      </w:r>
+    </w:p>
+    <w:p>
+      <w:pPr>
+        <w:pStyle w:val="Paragraphedeliste"/>
+        <w:numPr>
+          <w:ilvl w:val="0"/>
+          <w:numId w:val="1"/>
+        </w:numPr>
+        <w:rPr>
+          <w:rFonts w:ascii="Arial" w:hAnsi="Arial" w:cs="Arial"/>
+        </w:rPr>
+      </w:pPr>
+      <w:r>
+        <w:rPr>
+          <w:rFonts w:ascii="Arial" w:hAnsi="Arial" w:cs="Arial"/>
+        </w:rPr>
+        <w:t xml:space="preserve">En enlevant « : » de la ligne </w:t>
+      </w:r>
+      <w:r>
+        <w:rPr>
+          <w:rFonts w:ascii="Arial" w:hAnsi="Arial" w:cs="Arial"/>
+        </w:rPr>
+        <w:t>1</w:t>
+      </w:r>
+      <w:r>
+        <w:rPr>
+          <w:rFonts w:ascii="Arial" w:hAnsi="Arial" w:cs="Arial"/>
+        </w:rPr>
+        <w:t xml:space="preserve"> </w:t>
+      </w:r>
+      <w:r>
+        <w:rPr>
+          <w:rFonts w:ascii="Arial" w:hAnsi="Arial" w:cs="Arial"/>
+        </w:rPr>
+        <w:sym w:font="Wingdings" w:char="F0E0"/>
+      </w:r>
+      <w:r>
+        <w:rPr>
+          <w:rFonts w:ascii="Arial" w:hAnsi="Arial" w:cs="Arial"/>
+        </w:rPr>
+        <w:t xml:space="preserve"> </w:t>
+      </w:r>
+      <w:r>
+        <w:rPr>
+          <w:rFonts w:ascii="Arial" w:hAnsi="Arial" w:cs="Arial"/>
+        </w:rPr>
+        <w:t xml:space="preserve"> </w:t>
+      </w:r>
+    </w:p>
+    <w:p>
+      <w:pPr>
+        <w:ind w:left="360"/>
+        <w:rPr>
+          <w:rFonts w:ascii="Arial" w:hAnsi="Arial" w:cs="Arial"/>
+        </w:rPr>
+      </w:pPr>
+      <w:r>
+        <w:rPr>
+          <w:rFonts w:ascii="Arial" w:hAnsi="Arial" w:cs="Arial"/>
+        </w:rPr>
+        <w:t>On obtient une erreur de syntaxe pour nous dire qu’il manque les « : »</w:t>
+      </w:r>
+      <w:r>
+        <w:rPr>
+          <w:rFonts w:ascii="Arial" w:hAnsi="Arial" w:cs="Arial"/>
+        </w:rPr>
+        <w:t>.</w:t>
+      </w:r>
+    </w:p>
+    <w:p>
+      <w:pPr>
+        <w:ind w:left="360"/>
+        <w:rPr>
+          <w:rFonts w:ascii="Arial" w:hAnsi="Arial" w:cs="Arial"/>
+        </w:rPr>
+      </w:pPr>
+      <w:r>
+        <w:rPr>
+          <w:rFonts w:ascii="Arial" w:hAnsi="Arial" w:cs="Arial"/>
+        </w:rPr>
+        <w:t xml:space="preserve">                                                               </w:t>
+      </w:r>
+    </w:p>
+    <w:p>
+      <w:pPr>
+        <w:pStyle w:val="Paragraphedeliste"/>
+        <w:numPr>
+          <w:ilvl w:val="0"/>
+          <w:numId w:val="1"/>
+        </w:numPr>
+        <w:rPr>
+          <w:rFonts w:ascii="Arial" w:hAnsi="Arial" w:cs="Arial"/>
+        </w:rPr>
+      </w:pPr>
+      <w:r>
+        <w:rPr>
+          <w:rFonts w:ascii="Arial" w:hAnsi="Arial" w:cs="Arial"/>
+        </w:rPr>
+        <w:t>En enlevant le « i » de print</w:t>
+      </w:r>
+      <w:r>
+        <w:rPr>
+          <w:rFonts w:ascii="Arial" w:hAnsi="Arial" w:cs="Arial"/>
+        </w:rPr>
+        <w:t> </w:t>
+      </w:r>
+      <w:r>
+        <w:rPr>
+          <w:rFonts w:ascii="Arial" w:hAnsi="Arial" w:cs="Arial"/>
+        </w:rPr>
+        <w:sym w:font="Wingdings" w:char="F0E0"/>
+      </w:r>
+      <w:r>
+        <w:rPr>
+          <w:rFonts w:ascii="Arial" w:hAnsi="Arial" w:cs="Arial"/>
+        </w:rPr>
+        <w:t xml:space="preserve"> </w:t>
+      </w:r>
+      <w:r>
+        <w:rPr>
+          <w:rFonts w:ascii="Arial" w:hAnsi="Arial" w:cs="Arial"/>
+        </w:rPr>
+        <w:drawing>
+          <wp:inline distT="0" distB="0" distL="0" distR="0" wp14:anchorId="1A97ABC4" wp14:editId="10433D20">
+            <wp:extent cx="5760720" cy="1148715"/>
+            <wp:effectExtent l="0" t="0" r="0" b="0"/>
+            <wp:docPr id="1767081220" name="Image 1" descr="Une image contenant texte, capture d’écran, Police&#10;&#10;Description générée automatiquement"/>
+            <wp:cNvGraphicFramePr>
+              <a:graphicFrameLocks xmlns:a="http://schemas.openxmlformats.org/drawingml/2006/main" noChangeAspect="1"/>
+            </wp:cNvGraphicFramePr>
+            <a:graphic xmlns:a="http://schemas.openxmlformats.org/drawingml/2006/main">
+              <a:graphicData uri="http://schemas.openxmlformats.org/drawingml/2006/picture">
+                <pic:pic xmlns:pic="http://schemas.openxmlformats.org/drawingml/2006/picture">
+                  <pic:nvPicPr>
+                    <pic:cNvPr id="1767081220" name="Image 1" descr="Une image contenant texte, capture d’écran, Police&#10;&#10;Description générée automatiquement"/>
+                    <pic:cNvPicPr/>
+                  </pic:nvPicPr>
+                  <pic:blipFill>
+                    <a:blip r:embed="rId8"/>
+                    <a:stretch>
+                      <a:fillRect/>
+                    </a:stretch>
+                  </pic:blipFill>
+                  <pic:spPr>
+                    <a:xfrm>
+                      <a:off x="0" y="0"/>
+                      <a:ext cx="5760720" cy="1148715"/>
+                    </a:xfrm>
+                    <a:prstGeom prst="rect">
+                      <a:avLst/>
+                    </a:prstGeom>
+                  </pic:spPr>
+                </pic:pic>
+              </a:graphicData>
+            </a:graphic>
+          </wp:inline>
+        </w:drawing>
+      </w:r>
+    </w:p>
+    <w:p>
+      <w:pPr>
+        <w:pStyle w:val="Paragraphedeliste"/>
+        <w:rPr>
+          <w:rFonts w:ascii="Arial" w:hAnsi="Arial" w:cs="Arial"/>
+        </w:rPr>
+      </w:pPr>
+      <w:r>
+        <w:rPr>
+          <w:rFonts w:ascii="Arial" w:hAnsi="Arial" w:cs="Arial"/>
+        </w:rPr>
+        <w:t>On obtient cette erreur nous décrivant que le mot « </w:t>
+      </w:r>
+      <w:proofErr w:type="spellStart"/>
+      <w:r>
+        <w:rPr>
+          <w:rFonts w:ascii="Arial" w:hAnsi="Arial" w:cs="Arial"/>
+        </w:rPr>
+        <w:t>prnt</w:t>
+      </w:r>
+      <w:proofErr w:type="spellEnd"/>
+      <w:r>
+        <w:rPr>
+          <w:rFonts w:ascii="Arial" w:hAnsi="Arial" w:cs="Arial"/>
+        </w:rPr>
+        <w:t> » n’est pas défini pour Python</w:t>
+      </w:r>
+      <w:r>
+        <w:rPr>
+          <w:rFonts w:ascii="Arial" w:hAnsi="Arial" w:cs="Arial"/>
+        </w:rPr>
+        <w:t xml:space="preserve">. La différence entre les 2 premières erreurs est </w:t>
+      </w:r>
+      <w:r>
+        <w:rPr>
+          <w:rFonts w:ascii="Arial" w:hAnsi="Arial" w:cs="Arial"/>
+        </w:rPr>
+        <w:t>que l’une est une erreur de syntaxe et l’autre est une détection d’une fonction de python non défini</w:t>
+      </w:r>
+      <w:r>
+        <w:rPr>
+          <w:rFonts w:ascii="Arial" w:hAnsi="Arial" w:cs="Arial"/>
+        </w:rPr>
+        <w:t>.</w:t>
+      </w:r>
+    </w:p>
+    <w:p>
+      <w:pPr>
+        <w:pStyle w:val="Paragraphedeliste"/>
+        <w:rPr>
+          <w:rFonts w:ascii="Arial" w:hAnsi="Arial" w:cs="Arial"/>
+        </w:rPr>
+      </w:pPr>
+      <w:r>
+        <w:rPr>
+          <w:rFonts w:ascii="Arial" w:hAnsi="Arial" w:cs="Arial"/>
+        </w:rPr>
+        <w:drawing>
+          <wp:anchor distT="0" distB="0" distL="114300" distR="114300" simplePos="0" relativeHeight="251659264" behindDoc="0" locked="0" layoutInCell="1" allowOverlap="1" wp14:anchorId="00BF2DB4" wp14:editId="1CF5DD88">
+            <wp:simplePos x="0" y="0"/>
+            <wp:positionH relativeFrom="column">
+              <wp:posOffset>3793377</wp:posOffset>
+            </wp:positionH>
+            <wp:positionV relativeFrom="paragraph">
+              <wp:posOffset>110603</wp:posOffset>
+            </wp:positionV>
+            <wp:extent cx="1526540" cy="374650"/>
+            <wp:effectExtent l="0" t="0" r="0" b="6350"/>
+            <wp:wrapThrough wrapText="bothSides">
+              <wp:wrapPolygon edited="0">
+                <wp:start x="0" y="0"/>
+                <wp:lineTo x="0" y="20868"/>
+                <wp:lineTo x="21295" y="20868"/>
+                <wp:lineTo x="21295" y="0"/>
+                <wp:lineTo x="0" y="0"/>
+              </wp:wrapPolygon>
+            </wp:wrapThrough>
+            <wp:docPr id="225444606" name="Image 1" descr="Une image contenant texte, capture d’écran, Police, nombre&#10;&#10;Description générée automatiquement"/>
+            <wp:cNvGraphicFramePr>
+              <a:graphicFrameLocks xmlns:a="http://schemas.openxmlformats.org/drawingml/2006/main" noChangeAspect="1"/>
+            </wp:cNvGraphicFramePr>
+            <a:graphic xmlns:a="http://schemas.openxmlformats.org/drawingml/2006/main">
+              <a:graphicData uri="http://schemas.openxmlformats.org/drawingml/2006/picture">
+                <pic:pic xmlns:pic="http://schemas.openxmlformats.org/drawingml/2006/picture">
+                  <pic:nvPicPr>
+                    <pic:cNvPr id="225444606" name="Image 1" descr="Une image contenant texte, capture d’écran, Police, nombre&#10;&#10;Description générée automatiquement"/>
+                    <pic:cNvPicPr/>
+                  </pic:nvPicPr>
+                  <pic:blipFill>
+                    <a:blip r:embed="rId9">
+                      <a:extLst>
+                        <a:ext uri="{28A0092B-C50C-407E-A947-70E740481C1C}">
+                          <a14:useLocalDpi xmlns:a14="http://schemas.microsoft.com/office/drawing/2010/main" val="0"/>
+                        </a:ext>
+                      </a:extLst>
+                    </a:blip>
+                    <a:stretch>
+                      <a:fillRect/>
+                    </a:stretch>
+                  </pic:blipFill>
+                  <pic:spPr>
+                    <a:xfrm>
+                      <a:off x="0" y="0"/>
+                      <a:ext cx="1526540" cy="374650"/>
+                    </a:xfrm>
+                    <a:prstGeom prst="rect">
+                      <a:avLst/>
+                    </a:prstGeom>
+                  </pic:spPr>
+                </pic:pic>
+              </a:graphicData>
+            </a:graphic>
+          </wp:anchor>
+        </w:drawing>
+      </w:r>
+    </w:p>
+    <w:p>
+      <w:pPr>
+        <w:pStyle w:val="Paragraphedeliste"/>
+        <w:numPr>
+          <w:ilvl w:val="0"/>
+          <w:numId w:val="1"/>
+        </w:numPr>
+        <w:rPr>
+          <w:rFonts w:ascii="Arial" w:hAnsi="Arial" w:cs="Arial"/>
+        </w:rPr>
+      </w:pPr>
+      <w:r>
+        <w:rPr>
+          <w:rFonts w:ascii="Arial" w:hAnsi="Arial" w:cs="Arial"/>
+        </w:rPr>
+        <w:t xml:space="preserve">En remplaçant « __main__ » par « _main_ » </w:t>
+      </w:r>
+      <w:r>
+        <w:rPr>
+          <w:rFonts w:ascii="Arial" w:hAnsi="Arial" w:cs="Arial"/>
+        </w:rPr>
+        <w:sym w:font="Wingdings" w:char="F0E0"/>
+      </w:r>
+    </w:p>
+    <w:p>
+      <w:pPr>
+        <w:ind w:left="720"/>
+        <w:rPr>
+          <w:rFonts w:ascii="Arial" w:hAnsi="Arial" w:cs="Arial"/>
+        </w:rPr>
+      </w:pPr>
+      <w:r>
+        <w:rPr>
+          <w:rFonts w:ascii="Arial" w:hAnsi="Arial" w:cs="Arial"/>
+        </w:rPr>
+        <w:t>Il ne se passe absolument plus rien</w:t>
+      </w:r>
+      <w:r>
+        <w:rPr>
+          <w:rFonts w:ascii="Arial" w:hAnsi="Arial" w:cs="Arial"/>
+        </w:rPr>
+        <w:t>, pas d’erreur, le print ne se fait pas.</w:t>
+      </w:r>
+    </w:p>
+    <w:p>
+      <w:pPr>
+        <w:ind w:left="720"/>
+        <w:rPr>
+          <w:rFonts w:ascii="Arial" w:hAnsi="Arial" w:cs="Arial"/>
+        </w:rPr>
+      </w:pPr>
+    </w:p>
+    <w:p>
+      <w:pPr>
+        <w:ind w:left="720"/>
+        <w:rPr>
+          <w:rFonts w:ascii="Arial" w:hAnsi="Arial" w:cs="Arial"/>
+        </w:rPr>
+      </w:pPr>
+    </w:p>
+    <w:p>
+      <w:pPr>
+        <w:ind w:left="720"/>
+        <w:rPr>
+          <w:rFonts w:ascii="Arial" w:hAnsi="Arial" w:cs="Arial"/>
+          <w:u w:val="single"/>
+        </w:rPr>
+      </w:pPr>
+    </w:p>
+    <w:p>
+      <w:pPr>
+        <w:ind w:left="720"/>
+        <w:rPr>
+          <w:rFonts w:ascii="Arial" w:hAnsi="Arial" w:cs="Arial"/>
+          <w:u w:val="single"/>
+        </w:rPr>
+      </w:pPr>
+    </w:p>
+    <w:p>
+      <w:pPr>
+        <w:ind w:left="720"/>
+        <w:rPr>
+          <w:rFonts w:ascii="Arial" w:hAnsi="Arial" w:cs="Arial"/>
+          <w:u w:val="single"/>
+        </w:rPr>
+      </w:pPr>
+    </w:p>
+    <w:p>
+      <w:pPr>
+        <w:ind w:left="720"/>
+        <w:rPr>
+          <w:rFonts w:ascii="Arial" w:hAnsi="Arial" w:cs="Arial"/>
+          <w:u w:val="single"/>
+        </w:rPr>
+      </w:pPr>
+    </w:p>
+    <w:p>
+      <w:pPr>
+        <w:ind w:left="720"/>
+        <w:rPr>
+          <w:rFonts w:ascii="Arial" w:hAnsi="Arial" w:cs="Arial"/>
+          <w:u w:val="single"/>
+        </w:rPr>
+      </w:pPr>
+    </w:p>
+    <w:p>
+      <w:pPr>
+        <w:ind w:left="720"/>
+        <w:rPr>
+          <w:rFonts w:ascii="Arial" w:hAnsi="Arial" w:cs="Arial"/>
+          <w:u w:val="single"/>
+        </w:rPr>
+      </w:pPr>
+      <w:r>
+        <w:rPr>
+          <w:rFonts w:ascii="Arial" w:hAnsi="Arial" w:cs="Arial"/>
+          <w:u w:val="single"/>
+        </w:rPr>
+        <w:lastRenderedPageBreak/>
+        <w:t>Pour la vérification des types :</w:t>
+      </w:r>
+    </w:p>
+    <w:p>
+      <w:pPr>
+        <w:ind w:left="720"/>
+        <w:rPr>
+          <w:rFonts w:ascii="Arial" w:hAnsi="Arial" w:cs="Arial"/>
+          <w:u w:val="single"/>
+        </w:rPr>
+      </w:pPr>
+      <w:r>
+        <w:rPr>
+          <w:noProof/>
+        </w:rPr>
+        <w:drawing>
+          <wp:inline distT="0" distB="0" distL="0" distR="0" wp14:anchorId="42DF9318" wp14:editId="3886B4CD">
+            <wp:extent cx="3179563" cy="474562"/>
+            <wp:effectExtent l="0" t="0" r="1905" b="1905"/>
+            <wp:docPr id="2017691558" name="Image 1" descr="Une image contenant texte, capture d’écran, logiciel, Logiciel multimédia&#10;&#10;Description générée automatiquement"/>
+            <wp:cNvGraphicFramePr>
+              <a:graphicFrameLocks xmlns:a="http://schemas.openxmlformats.org/drawingml/2006/main" noChangeAspect="1"/>
+            </wp:cNvGraphicFramePr>
+            <a:graphic xmlns:a="http://schemas.openxmlformats.org/drawingml/2006/main">
+              <a:graphicData uri="http://schemas.openxmlformats.org/drawingml/2006/picture">
+                <pic:pic xmlns:pic="http://schemas.openxmlformats.org/drawingml/2006/picture">
+                  <pic:nvPicPr>
+                    <pic:cNvPr id="2017691558" name="Image 1" descr="Une image contenant texte, capture d’écran, logiciel, Logiciel multimédia&#10;&#10;Description générée automatiquement"/>
+                    <pic:cNvPicPr>
+                      <a:picLocks noChangeAspect="1" noChangeArrowheads="1"/>
+                    </pic:cNvPicPr>
+                  </pic:nvPicPr>
+                  <pic:blipFill rotWithShape="1">
+                    <a:blip r:embed="rId10">
+                      <a:extLst>
+                        <a:ext uri="{28A0092B-C50C-407E-A947-70E740481C1C}">
+                          <a14:useLocalDpi xmlns:a14="http://schemas.microsoft.com/office/drawing/2010/main" val="0"/>
+                        </a:ext>
+                      </a:extLst>
+                    </a:blip>
+                    <a:srcRect l="21566" t="17946" r="44625" b="73182"/>
+                    <a:stretch/>
+                  </pic:blipFill>
+                  <pic:spPr bwMode="auto">
+                    <a:xfrm>
+                      <a:off x="0" y="0"/>
+                      <a:ext cx="3230600" cy="482179"/>
+                    </a:xfrm>
+                    <a:prstGeom prst="rect">
+                      <a:avLst/>
+                    </a:prstGeom>
+                    <a:noFill/>
+                    <a:ln>
+                      <a:noFill/>
+                    </a:ln>
+                    <a:extLst>
+                      <a:ext uri="{53640926-AAD7-44D8-BBD7-CCE9431645EC}">
+                        <a14:shadowObscured xmlns:a14="http://schemas.microsoft.com/office/drawing/2010/main"/>
+                      </a:ext>
+                    </a:extLst>
+                  </pic:spPr>
+                </pic:pic>
+              </a:graphicData>
+            </a:graphic>
+          </wp:inline>
+        </w:drawing>
+      </w:r>
+    </w:p>
+    <w:p>
+      <w:pPr>
+        <w:ind w:left="720"/>
+        <w:rPr>
+          <w:rFonts w:ascii="Arial" w:hAnsi="Arial" w:cs="Arial"/>
+          <w:u w:val="single"/>
+        </w:rPr>
+      </w:pPr>
+      <w:r>
+        <w:rPr>
+          <w:noProof/>
+        </w:rPr>
+        <w:drawing>
+          <wp:inline distT="0" distB="0" distL="0" distR="0" wp14:anchorId="465AC163" wp14:editId="7B1778BE">
+            <wp:extent cx="3462357" cy="376177"/>
+            <wp:effectExtent l="0" t="0" r="5080" b="5080"/>
+            <wp:docPr id="441843586" name="Image 2" descr="Une image contenant texte, capture d’écran, logiciel, Logiciel multimédia&#10;&#10;Description générée automatiquement"/>
+            <wp:cNvGraphicFramePr>
+              <a:graphicFrameLocks xmlns:a="http://schemas.openxmlformats.org/drawingml/2006/main" noChangeAspect="1"/>
+            </wp:cNvGraphicFramePr>
+            <a:graphic xmlns:a="http://schemas.openxmlformats.org/drawingml/2006/main">
+              <a:graphicData uri="http://schemas.openxmlformats.org/drawingml/2006/picture">
+                <pic:pic xmlns:pic="http://schemas.openxmlformats.org/drawingml/2006/picture">
+                  <pic:nvPicPr>
+                    <pic:cNvPr id="441843586" name="Image 2" descr="Une image contenant texte, capture d’écran, logiciel, Logiciel multimédia&#10;&#10;Description générée automatiquement"/>
+                    <pic:cNvPicPr>
+                      <a:picLocks noChangeAspect="1" noChangeArrowheads="1"/>
+                    </pic:cNvPicPr>
+                  </pic:nvPicPr>
+                  <pic:blipFill rotWithShape="1">
+                    <a:blip r:embed="rId11">
+                      <a:extLst>
+                        <a:ext uri="{28A0092B-C50C-407E-A947-70E740481C1C}">
+                          <a14:useLocalDpi xmlns:a14="http://schemas.microsoft.com/office/drawing/2010/main" val="0"/>
+                        </a:ext>
+                      </a:extLst>
+                    </a:blip>
+                    <a:srcRect l="19692" t="23031" r="44244" b="70006"/>
+                    <a:stretch/>
+                  </pic:blipFill>
+                  <pic:spPr bwMode="auto">
+                    <a:xfrm>
+                      <a:off x="0" y="0"/>
+                      <a:ext cx="3535524" cy="384126"/>
+                    </a:xfrm>
+                    <a:prstGeom prst="rect">
+                      <a:avLst/>
+                    </a:prstGeom>
+                    <a:noFill/>
+                    <a:ln>
+                      <a:noFill/>
+                    </a:ln>
+                    <a:extLst>
+                      <a:ext uri="{53640926-AAD7-44D8-BBD7-CCE9431645EC}">
+                        <a14:shadowObscured xmlns:a14="http://schemas.microsoft.com/office/drawing/2010/main"/>
+                      </a:ext>
+                    </a:extLst>
+                  </pic:spPr>
+                </pic:pic>
+              </a:graphicData>
+            </a:graphic>
+          </wp:inline>
+        </w:drawing>
+      </w:r>
+    </w:p>
+    <w:p>
+      <w:pPr>
+        <w:ind w:left="720"/>
+        <w:rPr>
+          <w:rFonts w:ascii="Arial" w:hAnsi="Arial" w:cs="Arial"/>
+        </w:rPr>
+      </w:pPr>
+      <w:r>
+        <w:rPr>
+          <w:rFonts w:ascii="Arial" w:hAnsi="Arial" w:cs="Arial"/>
+        </w:rPr>
+        <w:t xml:space="preserve">On obtient donc 2 erreurs de type </w:t>
+      </w:r>
+      <w:r>
+        <w:rPr>
+          <w:rFonts w:ascii="Arial" w:hAnsi="Arial" w:cs="Arial"/>
+        </w:rPr>
+        <w:t xml:space="preserve">comme quoi dans le premier cas on ne peut pas mettre un nombre réel dans une chaine de caractère et dans le deuxième cas qu’on ne peut pas mettre </w:t>
+      </w:r>
+      <w:r>
+        <w:rPr>
+          <w:rFonts w:ascii="Arial" w:hAnsi="Arial" w:cs="Arial"/>
+        </w:rPr>
+        <w:t xml:space="preserve">de nombre réel dans un variable entière. </w:t>
+      </w:r>
+    </w:p>
+    <w:p>
+      <w:pPr>
+        <w:ind w:left="720"/>
+        <w:rPr>
+          <w:rFonts w:ascii="Arial" w:hAnsi="Arial" w:cs="Arial"/>
+          <w:b/>
+          <w:bCs/>
+          <w:u w:val="single"/>
+        </w:rPr>
+      </w:pPr>
+      <w:r>
+        <w:rPr>
+          <w:rFonts w:ascii="Arial" w:hAnsi="Arial" w:cs="Arial"/>
+          <w:b/>
+          <w:bCs/>
+          <w:u w:val="single"/>
+        </w:rPr>
+        <w:t>Exercice 2 :</w:t>
+      </w:r>
+    </w:p>
+    <w:p>
+      <w:pPr>
+        <w:ind w:left="720"/>
+        <w:rPr>
+          <w:rFonts w:ascii="Arial" w:hAnsi="Arial" w:cs="Arial"/>
+          <w:b/>
+          <w:bCs/>
+          <w:u w:val="single"/>
+        </w:rPr>
+      </w:pPr>
+      <w:r>
+        <w:rPr>
+          <w:rFonts w:ascii="Arial" w:hAnsi="Arial" w:cs="Arial"/>
+          <w:b/>
+          <w:bCs/>
+          <w:u w:val="single"/>
+        </w:rPr>
+        <w:t>Programme</w:t>
+      </w:r>
+      <w:r>
+        <w:rPr>
+          <w:rFonts w:ascii="Arial" w:hAnsi="Arial" w:cs="Arial"/>
+          <w:b/>
+          <w:bCs/>
+          <w:u w:val="single"/>
+        </w:rPr>
+        <w:t xml:space="preserve"> </w:t>
+      </w:r>
+      <w:r>
+        <w:rPr>
+          <w:rFonts w:ascii="Arial" w:hAnsi="Arial" w:cs="Arial"/>
+          <w:b/>
+          <w:bCs/>
+          <w:u w:val="single"/>
+        </w:rPr>
+        <w:t>1</w:t>
+      </w:r>
+      <w:r>
+        <w:rPr>
+          <w:rFonts w:ascii="Arial" w:hAnsi="Arial" w:cs="Arial"/>
+          <w:b/>
+          <w:bCs/>
+          <w:u w:val="single"/>
+        </w:rPr>
+        <w:t> </w:t>
+      </w:r>
+      <w:r>
+        <w:rPr>
+          <w:rFonts w:ascii="Arial" w:hAnsi="Arial" w:cs="Arial"/>
+          <w:b/>
+          <w:bCs/>
+          <w:u w:val="single"/>
+        </w:rPr>
+        <w:t xml:space="preserve">(Surface d’un cercle) </w:t>
+      </w:r>
+      <w:r>
+        <w:rPr>
+          <w:rFonts w:ascii="Arial" w:hAnsi="Arial" w:cs="Arial"/>
+          <w:b/>
+          <w:bCs/>
+          <w:u w:val="single"/>
+        </w:rPr>
+        <w:t>:</w:t>
+      </w:r>
+    </w:p>
+    <w:p>
+      <w:pPr>
+        <w:ind w:left="720"/>
+        <w:rPr>
+          <w:rFonts w:ascii="Arial" w:hAnsi="Arial" w:cs="Arial"/>
+        </w:rPr>
+      </w:pPr>
+      <w:r>
+        <w:rPr>
+          <w:rFonts w:ascii="Arial" w:hAnsi="Arial" w:cs="Arial"/>
+        </w:rPr>
+        <w:drawing>
+          <wp:inline distT="0" distB="0" distL="0" distR="0" wp14:anchorId="6986BAE4" wp14:editId="7AC4ABFA">
+            <wp:extent cx="4392592" cy="2498432"/>
+            <wp:effectExtent l="0" t="0" r="8255" b="0"/>
+            <wp:docPr id="1422354291" name="Image 1" descr="Une image contenant texte, capture d’écran, Police, logiciel&#10;&#10;Description générée automatiquement"/>
+            <wp:cNvGraphicFramePr>
+              <a:graphicFrameLocks xmlns:a="http://schemas.openxmlformats.org/drawingml/2006/main" noChangeAspect="1"/>
+            </wp:cNvGraphicFramePr>
+            <a:graphic xmlns:a="http://schemas.openxmlformats.org/drawingml/2006/main">
+              <a:graphicData uri="http://schemas.openxmlformats.org/drawingml/2006/picture">
+                <pic:pic xmlns:pic="http://schemas.openxmlformats.org/drawingml/2006/picture">
+                  <pic:nvPicPr>
+                    <pic:cNvPr id="1422354291" name="Image 1" descr="Une image contenant texte, capture d’écran, Police, logiciel&#10;&#10;Description générée automatiquement"/>
+                    <pic:cNvPicPr/>
+                  </pic:nvPicPr>
+                  <pic:blipFill>
+                    <a:blip r:embed="rId12"/>
+                    <a:stretch>
+                      <a:fillRect/>
+                    </a:stretch>
+                  </pic:blipFill>
+                  <pic:spPr>
+                    <a:xfrm>
+                      <a:off x="0" y="0"/>
+                      <a:ext cx="4408196" cy="2507307"/>
+                    </a:xfrm>
+                    <a:prstGeom prst="rect">
+                      <a:avLst/>
+                    </a:prstGeom>
+                  </pic:spPr>
+                </pic:pic>
+              </a:graphicData>
+            </a:graphic>
+          </wp:inline>
+        </w:drawing>
+      </w:r>
+    </w:p>
+    <w:p>
+      <w:pPr>
+        <w:ind w:left="720"/>
+        <w:rPr>
+          <w:rFonts w:ascii="Arial" w:hAnsi="Arial" w:cs="Arial"/>
+        </w:rPr>
+      </w:pPr>
+      <w:r>
+        <w:rPr>
+          <w:rFonts w:ascii="Arial" w:hAnsi="Arial" w:cs="Arial"/>
+        </w:rPr>
+        <w:drawing>
+          <wp:anchor distT="0" distB="0" distL="114300" distR="114300" simplePos="0" relativeHeight="251660288" behindDoc="0" locked="0" layoutInCell="1" allowOverlap="1" wp14:anchorId="45B398A8" wp14:editId="0AD5F586">
+            <wp:simplePos x="0" y="0"/>
+            <wp:positionH relativeFrom="column">
+              <wp:posOffset>487840</wp:posOffset>
+            </wp:positionH>
+            <wp:positionV relativeFrom="page">
+              <wp:posOffset>6492023</wp:posOffset>
+            </wp:positionV>
+            <wp:extent cx="2957195" cy="470535"/>
+            <wp:effectExtent l="0" t="0" r="0" b="5715"/>
+            <wp:wrapThrough wrapText="bothSides">
+              <wp:wrapPolygon edited="0">
+                <wp:start x="0" y="0"/>
+                <wp:lineTo x="0" y="20988"/>
+                <wp:lineTo x="21428" y="20988"/>
+                <wp:lineTo x="21428" y="0"/>
+                <wp:lineTo x="0" y="0"/>
+              </wp:wrapPolygon>
+            </wp:wrapThrough>
+            <wp:docPr id="137556387" name="Image 1" descr="Une image contenant texte, Police, capture d’écran&#10;&#10;Description générée automatiquement"/>
+            <wp:cNvGraphicFramePr>
+              <a:graphicFrameLocks xmlns:a="http://schemas.openxmlformats.org/drawingml/2006/main" noChangeAspect="1"/>
+            </wp:cNvGraphicFramePr>
+            <a:graphic xmlns:a="http://schemas.openxmlformats.org/drawingml/2006/main">
+              <a:graphicData uri="http://schemas.openxmlformats.org/drawingml/2006/picture">
+                <pic:pic xmlns:pic="http://schemas.openxmlformats.org/drawingml/2006/picture">
+                  <pic:nvPicPr>
+                    <pic:cNvPr id="137556387" name="Image 1" descr="Une image contenant texte, Police, capture d’écran&#10;&#10;Description générée automatiquement"/>
+                    <pic:cNvPicPr/>
+                  </pic:nvPicPr>
+                  <pic:blipFill>
+                    <a:blip r:embed="rId13">
+                      <a:extLst>
+                        <a:ext uri="{28A0092B-C50C-407E-A947-70E740481C1C}">
+                          <a14:useLocalDpi xmlns:a14="http://schemas.microsoft.com/office/drawing/2010/main" val="0"/>
+                        </a:ext>
+                      </a:extLst>
+                    </a:blip>
+                    <a:stretch>
+                      <a:fillRect/>
+                    </a:stretch>
+                  </pic:blipFill>
+                  <pic:spPr>
+                    <a:xfrm>
+                      <a:off x="0" y="0"/>
+                      <a:ext cx="2957195" cy="470535"/>
+                    </a:xfrm>
+                    <a:prstGeom prst="rect">
+                      <a:avLst/>
+                    </a:prstGeom>
+                  </pic:spPr>
+                </pic:pic>
+              </a:graphicData>
+            </a:graphic>
+          </wp:anchor>
+        </w:drawing>
+      </w:r>
+      <w:r>
+        <w:rPr>
+          <w:rFonts w:ascii="Arial" w:hAnsi="Arial" w:cs="Arial"/>
+        </w:rPr>
+        <w:t>On essaye le programme en saisissant un rayon de 5 :</w:t>
+      </w:r>
+      <w:r>
+        <w:rPr>
+          <w:rFonts w:ascii="Arial" w:hAnsi="Arial" w:cs="Arial"/>
+        </w:rPr>
+        <w:t xml:space="preserve"> </w:t>
+      </w:r>
+    </w:p>
+    <w:p>
+      <w:pPr>
+        <w:ind w:left="720"/>
+        <w:rPr>
+          <w:rFonts w:ascii="Arial" w:hAnsi="Arial" w:cs="Arial"/>
+        </w:rPr>
+      </w:pPr>
+    </w:p>
+    <w:p>
+      <w:pPr>
+        <w:rPr>
+          <w:rFonts w:ascii="Arial" w:hAnsi="Arial" w:cs="Arial"/>
+        </w:rPr>
+      </w:pPr>
+    </w:p>
+    <w:p>
+      <w:pPr>
+        <w:rPr>
+          <w:rFonts w:ascii="Arial" w:hAnsi="Arial" w:cs="Arial"/>
+        </w:rPr>
+      </w:pPr>
+      <w:r>
+        <w:rPr>
+          <w:rFonts w:ascii="Arial" w:hAnsi="Arial" w:cs="Arial"/>
+        </w:rPr>
+        <w:drawing>
+          <wp:anchor distT="0" distB="0" distL="114300" distR="114300" simplePos="0" relativeHeight="251661312" behindDoc="1" locked="0" layoutInCell="1" allowOverlap="1" wp14:anchorId="4445442F" wp14:editId="7F089006">
+            <wp:simplePos x="0" y="0"/>
+            <wp:positionH relativeFrom="column">
+              <wp:posOffset>436663</wp:posOffset>
+            </wp:positionH>
+            <wp:positionV relativeFrom="paragraph">
+              <wp:posOffset>216720</wp:posOffset>
+            </wp:positionV>
+            <wp:extent cx="3547745" cy="475615"/>
+            <wp:effectExtent l="0" t="0" r="0" b="635"/>
+            <wp:wrapThrough wrapText="bothSides">
+              <wp:wrapPolygon edited="0">
+                <wp:start x="0" y="0"/>
+                <wp:lineTo x="0" y="20764"/>
+                <wp:lineTo x="21457" y="20764"/>
+                <wp:lineTo x="21457" y="0"/>
+                <wp:lineTo x="0" y="0"/>
+              </wp:wrapPolygon>
+            </wp:wrapThrough>
+            <wp:docPr id="822877987" name="Image 1" descr="Une image contenant texte, Police, capture d’écran&#10;&#10;Description générée automatiquement"/>
+            <wp:cNvGraphicFramePr>
+              <a:graphicFrameLocks xmlns:a="http://schemas.openxmlformats.org/drawingml/2006/main" noChangeAspect="1"/>
+            </wp:cNvGraphicFramePr>
+            <a:graphic xmlns:a="http://schemas.openxmlformats.org/drawingml/2006/main">
+              <a:graphicData uri="http://schemas.openxmlformats.org/drawingml/2006/picture">
+                <pic:pic xmlns:pic="http://schemas.openxmlformats.org/drawingml/2006/picture">
+                  <pic:nvPicPr>
+                    <pic:cNvPr id="822877987" name="Image 1" descr="Une image contenant texte, Police, capture d’écran&#10;&#10;Description générée automatiquement"/>
+                    <pic:cNvPicPr/>
+                  </pic:nvPicPr>
+                  <pic:blipFill>
+                    <a:blip r:embed="rId14">
+                      <a:extLst>
+                        <a:ext uri="{28A0092B-C50C-407E-A947-70E740481C1C}">
+                          <a14:useLocalDpi xmlns:a14="http://schemas.microsoft.com/office/drawing/2010/main" val="0"/>
+                        </a:ext>
+                      </a:extLst>
+                    </a:blip>
+                    <a:stretch>
+                      <a:fillRect/>
+                    </a:stretch>
+                  </pic:blipFill>
+                  <pic:spPr>
+                    <a:xfrm>
+                      <a:off x="0" y="0"/>
+                      <a:ext cx="3547745" cy="475615"/>
+                    </a:xfrm>
+                    <a:prstGeom prst="rect">
+                      <a:avLst/>
+                    </a:prstGeom>
+                  </pic:spPr>
+                </pic:pic>
+              </a:graphicData>
+            </a:graphic>
+          </wp:anchor>
+        </w:drawing>
+      </w:r>
+      <w:r>
+        <w:rPr>
+          <w:rFonts w:ascii="Arial" w:hAnsi="Arial" w:cs="Arial"/>
+        </w:rPr>
+        <w:tab/>
+        <w:t xml:space="preserve">Si l’on essaye </w:t>
+      </w:r>
+      <w:r>
+        <w:rPr>
+          <w:rFonts w:ascii="Arial" w:hAnsi="Arial" w:cs="Arial"/>
+        </w:rPr>
+        <w:t xml:space="preserve">avec un réel négatif : </w:t>
+      </w:r>
+      <w:r>
+        <w:rPr>
+          <w:rFonts w:ascii="Arial" w:hAnsi="Arial" w:cs="Arial"/>
+        </w:rPr>
+        <w:t>Cela marche tout aussi bien</w:t>
+      </w:r>
+    </w:p>
+    <w:p>
+      <w:pPr>
+        <w:rPr>
+          <w:rFonts w:ascii="Arial" w:hAnsi="Arial" w:cs="Arial"/>
+        </w:rPr>
+      </w:pPr>
+    </w:p>
+    <w:p>
+      <w:pPr>
+        <w:rPr>
+          <w:rFonts w:ascii="Arial" w:hAnsi="Arial" w:cs="Arial"/>
+        </w:rPr>
+      </w:pPr>
+    </w:p>
+    <w:p>
+      <w:pPr>
+        <w:rPr>
+          <w:rFonts w:ascii="Arial" w:hAnsi="Arial" w:cs="Arial"/>
+        </w:rPr>
+      </w:pPr>
+      <w:r>
+        <w:rPr>
+          <w:rFonts w:ascii="Arial" w:hAnsi="Arial" w:cs="Arial"/>
+        </w:rPr>
+        <w:tab/>
+      </w:r>
+    </w:p>
+    <w:p>
+      <w:pPr>
+        <w:rPr>
+          <w:rFonts w:ascii="Arial" w:hAnsi="Arial" w:cs="Arial"/>
+        </w:rPr>
+      </w:pPr>
+    </w:p>
+    <w:p>
+      <w:pPr>
+        <w:rPr>
+          <w:rFonts w:ascii="Arial" w:hAnsi="Arial" w:cs="Arial"/>
+        </w:rPr>
+      </w:pPr>
+    </w:p>
+    <w:p>
+      <w:pPr>
+        <w:rPr>
+          <w:rFonts w:ascii="Arial" w:hAnsi="Arial" w:cs="Arial"/>
+        </w:rPr>
+      </w:pPr>
+    </w:p>
+    <w:p>
+      <w:pPr>
+        <w:rPr>
+          <w:rFonts w:ascii="Arial" w:hAnsi="Arial" w:cs="Arial"/>
+        </w:rPr>
+      </w:pPr>
+    </w:p>
+    <w:p>
+      <w:pPr>
+        <w:ind w:firstLine="708"/>
+        <w:rPr>
+          <w:rFonts w:ascii="Arial" w:hAnsi="Arial" w:cs="Arial"/>
+          <w:b/>
+          <w:bCs/>
+          <w:u w:val="single"/>
+        </w:rPr>
+      </w:pPr>
+      <w:r>
+        <w:rPr>
+          <w:rFonts w:ascii="Arial" w:hAnsi="Arial" w:cs="Arial"/>
+          <w:b/>
+          <w:bCs/>
+        </w:rPr>
+        <w:lastRenderedPageBreak/>
+        <w:drawing>
+          <wp:anchor distT="0" distB="0" distL="114300" distR="114300" simplePos="0" relativeHeight="251662336" behindDoc="1" locked="0" layoutInCell="1" allowOverlap="1" wp14:anchorId="4C24D3DA" wp14:editId="69A80582">
+            <wp:simplePos x="0" y="0"/>
+            <wp:positionH relativeFrom="column">
+              <wp:posOffset>475977</wp:posOffset>
+            </wp:positionH>
+            <wp:positionV relativeFrom="paragraph">
+              <wp:posOffset>278749</wp:posOffset>
+            </wp:positionV>
+            <wp:extent cx="3792855" cy="2051685"/>
+            <wp:effectExtent l="0" t="0" r="0" b="5715"/>
+            <wp:wrapThrough wrapText="bothSides">
+              <wp:wrapPolygon edited="0">
+                <wp:start x="0" y="0"/>
+                <wp:lineTo x="0" y="21460"/>
+                <wp:lineTo x="21481" y="21460"/>
+                <wp:lineTo x="21481" y="0"/>
+                <wp:lineTo x="0" y="0"/>
+              </wp:wrapPolygon>
+            </wp:wrapThrough>
+            <wp:docPr id="1265865932" name="Image 1" descr="Une image contenant texte, capture d’écran, logiciel, Police&#10;&#10;Description générée automatiquement"/>
+            <wp:cNvGraphicFramePr>
+              <a:graphicFrameLocks xmlns:a="http://schemas.openxmlformats.org/drawingml/2006/main" noChangeAspect="1"/>
+            </wp:cNvGraphicFramePr>
+            <a:graphic xmlns:a="http://schemas.openxmlformats.org/drawingml/2006/main">
+              <a:graphicData uri="http://schemas.openxmlformats.org/drawingml/2006/picture">
+                <pic:pic xmlns:pic="http://schemas.openxmlformats.org/drawingml/2006/picture">
+                  <pic:nvPicPr>
+                    <pic:cNvPr id="1265865932" name="Image 1" descr="Une image contenant texte, capture d’écran, logiciel, Police&#10;&#10;Description générée automatiquement"/>
+                    <pic:cNvPicPr/>
+                  </pic:nvPicPr>
+                  <pic:blipFill>
+                    <a:blip r:embed="rId15">
+                      <a:extLst>
+                        <a:ext uri="{28A0092B-C50C-407E-A947-70E740481C1C}">
+                          <a14:useLocalDpi xmlns:a14="http://schemas.microsoft.com/office/drawing/2010/main" val="0"/>
+                        </a:ext>
+                      </a:extLst>
+                    </a:blip>
+                    <a:stretch>
+                      <a:fillRect/>
+                    </a:stretch>
+                  </pic:blipFill>
+                  <pic:spPr>
+                    <a:xfrm>
+                      <a:off x="0" y="0"/>
+                      <a:ext cx="3792855" cy="2051685"/>
+                    </a:xfrm>
+                    <a:prstGeom prst="rect">
+                      <a:avLst/>
+                    </a:prstGeom>
+                  </pic:spPr>
+                </pic:pic>
+              </a:graphicData>
+            </a:graphic>
+          </wp:anchor>
+        </w:drawing>
+      </w:r>
+      <w:r>
+        <w:rPr>
+          <w:rFonts w:ascii="Arial" w:hAnsi="Arial" w:cs="Arial"/>
+          <w:b/>
+          <w:bCs/>
+          <w:u w:val="single"/>
+        </w:rPr>
+        <w:t>Programme</w:t>
+      </w:r>
+      <w:r>
+        <w:rPr>
+          <w:rFonts w:ascii="Arial" w:hAnsi="Arial" w:cs="Arial"/>
+          <w:b/>
+          <w:bCs/>
+          <w:u w:val="single"/>
+        </w:rPr>
+        <w:t xml:space="preserve"> </w:t>
+      </w:r>
+      <w:r>
+        <w:rPr>
+          <w:rFonts w:ascii="Arial" w:hAnsi="Arial" w:cs="Arial"/>
+          <w:b/>
+          <w:bCs/>
+          <w:u w:val="single"/>
+        </w:rPr>
+        <w:t>2</w:t>
+      </w:r>
+      <w:r>
+        <w:rPr>
+          <w:rFonts w:ascii="Arial" w:hAnsi="Arial" w:cs="Arial"/>
+          <w:b/>
+          <w:bCs/>
+          <w:u w:val="single"/>
+        </w:rPr>
+        <w:t xml:space="preserve"> : </w:t>
+      </w:r>
+      <w:r>
+        <w:rPr>
+          <w:rFonts w:ascii="Arial" w:hAnsi="Arial" w:cs="Arial"/>
+          <w:b/>
+          <w:bCs/>
+          <w:u w:val="single"/>
+        </w:rPr>
+        <w:t xml:space="preserve">(Réduction </w:t>
+      </w:r>
+      <w:r>
+        <w:rPr>
+          <w:rFonts w:ascii="Arial" w:hAnsi="Arial" w:cs="Arial"/>
+          <w:b/>
+          <w:bCs/>
+          <w:u w:val="single"/>
+        </w:rPr>
+        <w:t xml:space="preserve">de prix </w:t>
+      </w:r>
+      <w:r>
+        <w:rPr>
+          <w:rFonts w:ascii="Arial" w:hAnsi="Arial" w:cs="Arial"/>
+          <w:b/>
+          <w:bCs/>
+          <w:u w:val="single"/>
+        </w:rPr>
+        <w:t xml:space="preserve">en fonction de </w:t>
+      </w:r>
+      <w:r>
+        <w:rPr>
+          <w:rFonts w:ascii="Arial" w:hAnsi="Arial" w:cs="Arial"/>
+          <w:b/>
+          <w:bCs/>
+          <w:u w:val="single"/>
+        </w:rPr>
+        <w:t>l’âge</w:t>
+      </w:r>
+      <w:r>
+        <w:rPr>
+          <w:rFonts w:ascii="Arial" w:hAnsi="Arial" w:cs="Arial"/>
+          <w:b/>
+          <w:bCs/>
+          <w:u w:val="single"/>
+        </w:rPr>
+        <w:t>)</w:t>
+      </w:r>
+    </w:p>
+    <w:p>
+      <w:pPr>
+        <w:rPr>
+          <w:rFonts w:ascii="Arial" w:hAnsi="Arial" w:cs="Arial"/>
+        </w:rPr>
+      </w:pPr>
+      <w:r>
+        <w:rPr>
+          <w:rFonts w:ascii="Arial" w:hAnsi="Arial" w:cs="Arial"/>
+          <w:b/>
+          <w:bCs/>
+        </w:rPr>
+        <w:tab/>
+      </w:r>
+    </w:p>
+    <w:p>
+      <w:pPr>
+        <w:rPr>
+          <w:rFonts w:ascii="Arial" w:hAnsi="Arial" w:cs="Arial"/>
+        </w:rPr>
+      </w:pPr>
+      <w:r>
+        <w:rPr>
+          <w:rFonts w:ascii="Arial" w:hAnsi="Arial" w:cs="Arial"/>
+        </w:rPr>
+        <w:t>*</w:t>
+      </w:r>
+    </w:p>
+    <w:p>
+      <w:pPr>
+        <w:rPr>
+          <w:rFonts w:ascii="Arial" w:hAnsi="Arial" w:cs="Arial"/>
+        </w:rPr>
+      </w:pPr>
+    </w:p>
+    <w:p>
+      <w:pPr>
+        <w:rPr>
+          <w:rFonts w:ascii="Arial" w:hAnsi="Arial" w:cs="Arial"/>
+        </w:rPr>
+      </w:pPr>
+    </w:p>
+    <w:p>
+      <w:pPr>
+        <w:rPr>
+          <w:rFonts w:ascii="Arial" w:hAnsi="Arial" w:cs="Arial"/>
+        </w:rPr>
+      </w:pPr>
+    </w:p>
+    <w:p>
+      <w:pPr>
+        <w:rPr>
+          <w:rFonts w:ascii="Arial" w:hAnsi="Arial" w:cs="Arial"/>
+        </w:rPr>
+      </w:pPr>
+    </w:p>
+    <w:p>
+      <w:pPr>
+        <w:rPr>
+          <w:rFonts w:ascii="Arial" w:hAnsi="Arial" w:cs="Arial"/>
+        </w:rPr>
+      </w:pPr>
+    </w:p>
+    <w:p>
+      <w:pPr>
+        <w:rPr>
+          <w:rFonts w:ascii="Arial" w:hAnsi="Arial" w:cs="Arial"/>
+        </w:rPr>
+      </w:pPr>
+      <w:r>
+        <w:rPr>
+          <w:rFonts w:ascii="Arial" w:hAnsi="Arial" w:cs="Arial"/>
+        </w:rPr>
+        <w:tab/>
+        <w:t>On a donc un</w:t>
+      </w:r>
+      <w:r>
+        <w:rPr>
+          <w:rFonts w:ascii="Arial" w:hAnsi="Arial" w:cs="Arial"/>
+        </w:rPr>
+        <w:t xml:space="preserve"> programme qui permet de déterminer une réduction de prix en </w:t>
+      </w:r>
+      <w:r>
+        <w:rPr>
+          <w:rFonts w:ascii="Arial" w:hAnsi="Arial" w:cs="Arial"/>
+        </w:rPr>
+        <w:tab/>
+        <w:t xml:space="preserve">fonction d’un âge </w:t>
+      </w:r>
+      <w:r>
+        <w:rPr>
+          <w:rFonts w:ascii="Arial" w:hAnsi="Arial" w:cs="Arial"/>
+        </w:rPr>
+        <w:t xml:space="preserve">à saisir à l’exécution. On peut avoir une erreur si on vient à </w:t>
+      </w:r>
+      <w:r>
+        <w:rPr>
+          <w:rFonts w:ascii="Arial" w:hAnsi="Arial" w:cs="Arial"/>
+        </w:rPr>
+        <w:tab/>
+        <w:t xml:space="preserve">saisir un nombre </w:t>
+      </w:r>
+      <w:r>
+        <w:rPr>
+          <w:rFonts w:ascii="Arial" w:hAnsi="Arial" w:cs="Arial"/>
+        </w:rPr>
+        <w:t xml:space="preserve">à virgule dans la saisie de l’âge car la variable est en type </w:t>
+      </w:r>
+      <w:r>
+        <w:rPr>
+          <w:rFonts w:ascii="Arial" w:hAnsi="Arial" w:cs="Arial"/>
+        </w:rPr>
+        <w:tab/>
+        <w:t>« </w:t>
+      </w:r>
+      <w:proofErr w:type="spellStart"/>
+      <w:r>
+        <w:rPr>
+          <w:rFonts w:ascii="Arial" w:hAnsi="Arial" w:cs="Arial"/>
+        </w:rPr>
+        <w:t>int</w:t>
+      </w:r>
+      <w:proofErr w:type="spellEnd"/>
+      <w:r>
+        <w:rPr>
+          <w:rFonts w:ascii="Arial" w:hAnsi="Arial" w:cs="Arial"/>
+        </w:rPr>
+        <w:t xml:space="preserve"> » donc entier. </w:t>
+      </w:r>
+      <w:r>
+        <w:rPr>
+          <w:rFonts w:ascii="Arial" w:hAnsi="Arial" w:cs="Arial"/>
+        </w:rPr>
+        <w:tab/>
+      </w:r>
+    </w:p>
+    <w:p>
+      <w:pPr>
+        <w:rPr>
+          <w:rFonts w:ascii="Arial" w:hAnsi="Arial" w:cs="Arial"/>
+        </w:rPr>
+      </w:pPr>
+    </w:p>
+    <w:p>
+      <w:pPr>
+        <w:rPr>
+          <w:rFonts w:ascii="Arial" w:hAnsi="Arial" w:cs="Arial"/>
+          <w:b/>
+          <w:bCs/>
+          <w:u w:val="single"/>
+        </w:rPr>
+      </w:pPr>
+      <w:r>
+        <w:rPr>
+          <w:rFonts w:ascii="Arial" w:hAnsi="Arial" w:cs="Arial"/>
+        </w:rPr>
+        <w:tab/>
+      </w:r>
+      <w:r>
+        <w:rPr>
+          <w:rFonts w:ascii="Arial" w:hAnsi="Arial" w:cs="Arial"/>
+          <w:b/>
+          <w:bCs/>
+          <w:u w:val="single"/>
+        </w:rPr>
+        <w:t xml:space="preserve">Programme 3 : </w:t>
+      </w:r>
+      <w:r>
+        <w:rPr>
+          <w:rFonts w:ascii="Arial" w:hAnsi="Arial" w:cs="Arial"/>
+          <w:b/>
+          <w:bCs/>
+          <w:u w:val="single"/>
+        </w:rPr>
+        <w:t>(Programme</w:t>
+      </w:r>
+      <w:r>
+        <w:rPr>
+          <w:rFonts w:ascii="Arial" w:hAnsi="Arial" w:cs="Arial"/>
+          <w:b/>
+          <w:bCs/>
+          <w:u w:val="single"/>
+        </w:rPr>
+        <w:t xml:space="preserve"> toto du TD 1)</w:t>
+      </w:r>
+    </w:p>
+    <w:p>
+      <w:pPr>
+        <w:rPr>
+          <w:rFonts w:ascii="Arial" w:hAnsi="Arial" w:cs="Arial"/>
+          <w:b/>
+          <w:bCs/>
+        </w:rPr>
+      </w:pPr>
+      <w:r>
+        <w:rPr>
+          <w:rFonts w:ascii="Arial" w:hAnsi="Arial" w:cs="Arial"/>
+          <w:b/>
+          <w:bCs/>
+        </w:rPr>
+        <w:tab/>
+      </w:r>
+      <w:r>
+        <w:rPr>
+          <w:rFonts w:ascii="Arial" w:hAnsi="Arial" w:cs="Arial"/>
+          <w:b/>
+          <w:bCs/>
+        </w:rPr>
+        <w:drawing>
+          <wp:inline distT="0" distB="0" distL="0" distR="0" wp14:anchorId="77F40BFA" wp14:editId="1D05FDFF">
+            <wp:extent cx="3538381" cy="1165419"/>
+            <wp:effectExtent l="0" t="0" r="5080" b="0"/>
+            <wp:docPr id="1626009203" name="Image 1" descr="Une image contenant capture d’écran, texte, Logiciel multimédia&#10;&#10;Description générée automatiquement"/>
+            <wp:cNvGraphicFramePr>
+              <a:graphicFrameLocks xmlns:a="http://schemas.openxmlformats.org/drawingml/2006/main" noChangeAspect="1"/>
+            </wp:cNvGraphicFramePr>
+            <a:graphic xmlns:a="http://schemas.openxmlformats.org/drawingml/2006/main">
+              <a:graphicData uri="http://schemas.openxmlformats.org/drawingml/2006/picture">
+                <pic:pic xmlns:pic="http://schemas.openxmlformats.org/drawingml/2006/picture">
+                  <pic:nvPicPr>
+                    <pic:cNvPr id="1626009203" name="Image 1" descr="Une image contenant capture d’écran, texte, Logiciel multimédia&#10;&#10;Description générée automatiquement"/>
+                    <pic:cNvPicPr/>
+                  </pic:nvPicPr>
+                  <pic:blipFill>
+                    <a:blip r:embed="rId16"/>
+                    <a:stretch>
+                      <a:fillRect/>
+                    </a:stretch>
+                  </pic:blipFill>
+                  <pic:spPr>
+                    <a:xfrm>
+                      <a:off x="0" y="0"/>
+                      <a:ext cx="3579743" cy="1179042"/>
+                    </a:xfrm>
+                    <a:prstGeom prst="rect">
+                      <a:avLst/>
+                    </a:prstGeom>
+                  </pic:spPr>
+                </pic:pic>
+              </a:graphicData>
+            </a:graphic>
+          </wp:inline>
+        </w:drawing>
+      </w:r>
+    </w:p>
+    <w:p>
+      <w:pPr>
+        <w:ind w:left="708"/>
+        <w:rPr>
+          <w:rFonts w:ascii="Arial" w:hAnsi="Arial" w:cs="Arial"/>
+        </w:rPr>
+      </w:pPr>
+      <w:r>
+        <w:rPr>
+          <w:rFonts w:ascii="Arial" w:hAnsi="Arial" w:cs="Arial"/>
+        </w:rPr>
+        <w:t xml:space="preserve">Dans ce programme on doit rentrer </w:t>
+      </w:r>
+      <w:r>
+        <w:rPr>
+          <w:rFonts w:ascii="Arial" w:hAnsi="Arial" w:cs="Arial"/>
+        </w:rPr>
+        <w:t xml:space="preserve">2 entiers, puis ils sont affichés dans la console via la dernière ligne du programme. Si l’on saisit une chaine de caractère ou un </w:t>
+      </w:r>
+      <w:r>
+        <w:rPr>
+          <w:rFonts w:ascii="Arial" w:hAnsi="Arial" w:cs="Arial"/>
+        </w:rPr>
+        <w:t>nombre à virgule une erreur s’affichera.</w:t>
+      </w:r>
+    </w:p>
+    <w:p>
+      <w:pPr>
+        <w:ind w:left="708"/>
+        <w:rPr>
+          <w:rFonts w:ascii="Arial" w:hAnsi="Arial" w:cs="Arial"/>
+        </w:rPr>
+      </w:pPr>
+    </w:p>
+    <w:p>
+      <w:pPr>
+        <w:ind w:left="708"/>
+        <w:rPr>
+          <w:rFonts w:ascii="Arial" w:hAnsi="Arial" w:cs="Arial"/>
+          <w:b/>
+          <w:bCs/>
+          <w:u w:val="single"/>
+        </w:rPr>
+      </w:pPr>
+    </w:p>
+    <w:p>
+      <w:pPr>
+        <w:ind w:left="708"/>
+        <w:rPr>
+          <w:rFonts w:ascii="Arial" w:hAnsi="Arial" w:cs="Arial"/>
+          <w:b/>
+          <w:bCs/>
+          <w:u w:val="single"/>
+        </w:rPr>
+      </w:pPr>
+    </w:p>
+    <w:p>
+      <w:pPr>
+        <w:ind w:left="708"/>
+        <w:rPr>
+          <w:rFonts w:ascii="Arial" w:hAnsi="Arial" w:cs="Arial"/>
+          <w:b/>
+          <w:bCs/>
+          <w:u w:val="single"/>
+        </w:rPr>
+      </w:pPr>
+    </w:p>
+    <w:p>
+      <w:pPr>
+        <w:ind w:left="708"/>
+        <w:rPr>
+          <w:rFonts w:ascii="Arial" w:hAnsi="Arial" w:cs="Arial"/>
+          <w:b/>
+          <w:bCs/>
+          <w:u w:val="single"/>
+        </w:rPr>
+      </w:pPr>
+    </w:p>
+    <w:p>
+      <w:pPr>
+        <w:ind w:left="708"/>
+        <w:rPr>
+          <w:rFonts w:ascii="Arial" w:hAnsi="Arial" w:cs="Arial"/>
+          <w:b/>
+          <w:bCs/>
+          <w:u w:val="single"/>
+        </w:rPr>
+      </w:pPr>
+    </w:p>
+    <w:p>
+      <w:pPr>
+        <w:ind w:left="708"/>
+        <w:rPr>
+          <w:rFonts w:ascii="Arial" w:hAnsi="Arial" w:cs="Arial"/>
+          <w:b/>
+          <w:bCs/>
+          <w:u w:val="single"/>
+        </w:rPr>
+      </w:pPr>
+    </w:p>
+    <w:p>
+      <w:pPr>
+        <w:ind w:left="708"/>
+        <w:rPr>
+          <w:rFonts w:ascii="Arial" w:hAnsi="Arial" w:cs="Arial"/>
+          <w:b/>
+          <w:bCs/>
+          <w:u w:val="single"/>
+        </w:rPr>
+      </w:pPr>
+    </w:p>
+    <w:p>
+      <w:pPr>
+        <w:ind w:left="708"/>
+        <w:rPr>
+          <w:rFonts w:ascii="Arial" w:hAnsi="Arial" w:cs="Arial"/>
+          <w:b/>
+          <w:bCs/>
+          <w:u w:val="single"/>
+        </w:rPr>
+      </w:pPr>
+    </w:p>
+    <w:p>
+      <w:pPr>
+        <w:ind w:left="708"/>
+        <w:rPr>
+          <w:rFonts w:ascii="Arial" w:hAnsi="Arial" w:cs="Arial"/>
+          <w:b/>
+          <w:bCs/>
+          <w:u w:val="single"/>
+        </w:rPr>
+      </w:pPr>
+    </w:p>
+    <w:p>
+      <w:pPr>
+        <w:ind w:left="708"/>
+        <w:rPr>
+          <w:rFonts w:ascii="Arial" w:hAnsi="Arial" w:cs="Arial"/>
+          <w:b/>
+          <w:bCs/>
+          <w:u w:val="single"/>
+        </w:rPr>
+      </w:pPr>
+      <w:r>
+        <w:rPr>
+          <w:rFonts w:ascii="Arial" w:hAnsi="Arial" w:cs="Arial"/>
+          <w:b/>
+          <w:bCs/>
+          <w:u w:val="single"/>
+        </w:rPr>
+        <w:lastRenderedPageBreak/>
+        <w:t>Programme 4 : (</w:t>
+      </w:r>
+      <w:r>
+        <w:rPr>
+          <w:rFonts w:ascii="Arial" w:hAnsi="Arial" w:cs="Arial"/>
+          <w:b/>
+          <w:bCs/>
+          <w:u w:val="single"/>
+        </w:rPr>
+        <w:t>Exercice 2 du TD 1)</w:t>
+      </w:r>
+    </w:p>
+    <w:p>
+      <w:pPr>
+        <w:ind w:left="708"/>
+        <w:rPr>
+          <w:rFonts w:ascii="Arial" w:hAnsi="Arial" w:cs="Arial"/>
+        </w:rPr>
+      </w:pPr>
+      <w:r>
+        <w:rPr>
+          <w:rFonts w:ascii="Arial" w:hAnsi="Arial" w:cs="Arial"/>
+        </w:rPr>
+        <w:drawing>
+          <wp:inline distT="0" distB="0" distL="0" distR="0" wp14:anchorId="767CFD9D" wp14:editId="79342D79">
+            <wp:extent cx="2895042" cy="1666755"/>
+            <wp:effectExtent l="0" t="0" r="635" b="0"/>
+            <wp:docPr id="514299454" name="Image 1" descr="Une image contenant texte, capture d’écran, logiciel, Logiciel multimédia&#10;&#10;Description générée automatiquement"/>
+            <wp:cNvGraphicFramePr>
+              <a:graphicFrameLocks xmlns:a="http://schemas.openxmlformats.org/drawingml/2006/main" noChangeAspect="1"/>
+            </wp:cNvGraphicFramePr>
+            <a:graphic xmlns:a="http://schemas.openxmlformats.org/drawingml/2006/main">
+              <a:graphicData uri="http://schemas.openxmlformats.org/drawingml/2006/picture">
+                <pic:pic xmlns:pic="http://schemas.openxmlformats.org/drawingml/2006/picture">
+                  <pic:nvPicPr>
+                    <pic:cNvPr id="514299454" name="Image 1" descr="Une image contenant texte, capture d’écran, logiciel, Logiciel multimédia&#10;&#10;Description générée automatiquement"/>
+                    <pic:cNvPicPr/>
+                  </pic:nvPicPr>
+                  <pic:blipFill>
+                    <a:blip r:embed="rId17"/>
+                    <a:stretch>
+                      <a:fillRect/>
+                    </a:stretch>
+                  </pic:blipFill>
+                  <pic:spPr>
+                    <a:xfrm>
+                      <a:off x="0" y="0"/>
+                      <a:ext cx="2923530" cy="1683156"/>
+                    </a:xfrm>
+                    <a:prstGeom prst="rect">
+                      <a:avLst/>
+                    </a:prstGeom>
+                  </pic:spPr>
+                </pic:pic>
+              </a:graphicData>
+            </a:graphic>
+          </wp:inline>
+        </w:drawing>
+      </w:r>
+    </w:p>
+    <w:p>
+      <w:pPr>
+        <w:ind w:left="708"/>
+        <w:rPr>
+          <w:rFonts w:ascii="Arial" w:hAnsi="Arial" w:cs="Arial"/>
+        </w:rPr>
+      </w:pPr>
+      <w:r>
+        <w:rPr>
+          <w:rFonts w:ascii="Arial" w:hAnsi="Arial" w:cs="Arial"/>
+        </w:rPr>
+        <w:t>Dans celui-ci nous devons entrer 2 entiers et il va nous afficher</w:t>
+      </w:r>
+      <w:r>
+        <w:rPr>
+          <w:rFonts w:ascii="Arial" w:hAnsi="Arial" w:cs="Arial"/>
+        </w:rPr>
+        <w:t xml:space="preserve"> l’une des</w:t>
+      </w:r>
+      <w:r>
+        <w:rPr>
+          <w:rFonts w:ascii="Arial" w:hAnsi="Arial" w:cs="Arial"/>
+        </w:rPr>
+        <w:t xml:space="preserve"> 3 possibilités soit </w:t>
+      </w:r>
+      <w:r>
+        <w:rPr>
+          <w:rFonts w:ascii="Arial" w:hAnsi="Arial" w:cs="Arial"/>
+        </w:rPr>
+        <w:t>avec « &gt; » ou « &lt; » ou « = » en fonction des entiers saisies au préalable.</w:t>
+      </w:r>
+      <w:r>
+        <w:rPr>
+          <w:rFonts w:ascii="Arial" w:hAnsi="Arial" w:cs="Arial"/>
+        </w:rPr>
+        <w:t xml:space="preserve"> Identique aux autres si l’on saisit un type autre qu’un entier </w:t>
+      </w:r>
+      <w:r>
+        <w:rPr>
+          <w:rFonts w:ascii="Arial" w:hAnsi="Arial" w:cs="Arial"/>
+        </w:rPr>
+        <w:t>une erreur s’affichera.</w:t>
+      </w:r>
+    </w:p>
+    <w:p>
+      <w:pPr>
+        <w:ind w:left="708"/>
+        <w:rPr>
+          <w:rFonts w:ascii="Arial" w:hAnsi="Arial" w:cs="Arial"/>
+        </w:rPr>
+      </w:pPr>
+    </w:p>
+    <w:p>
+      <w:pPr>
+        <w:ind w:left="708"/>
+        <w:rPr>
+          <w:rFonts w:ascii="Arial" w:hAnsi="Arial" w:cs="Arial"/>
+          <w:b/>
+          <w:bCs/>
+          <w:u w:val="single"/>
+        </w:rPr>
+      </w:pPr>
+      <w:r>
+        <w:rPr>
+          <w:rFonts w:ascii="Arial" w:hAnsi="Arial" w:cs="Arial"/>
+          <w:b/>
+          <w:bCs/>
+          <w:u w:val="single"/>
+        </w:rPr>
+        <w:t>Programme 5 : (Exercice 3 du TD)</w:t>
+      </w:r>
+    </w:p>
+    <w:p>
+      <w:pPr>
+        <w:ind w:left="708"/>
+        <w:rPr>
+          <w:rFonts w:ascii="Arial" w:hAnsi="Arial" w:cs="Arial"/>
+          <w:b/>
+          <w:bCs/>
+          <w:u w:val="single"/>
+        </w:rPr>
+      </w:pPr>
+    </w:p>
+    <w:p>
+      <w:pPr>
+        <w:rPr>
+          <w:rFonts w:ascii="Arial" w:hAnsi="Arial" w:cs="Arial"/>
+          <w:b/>
+          <w:bCs/>
+        </w:rPr>
+      </w:pPr>
+      <w:r>
+        <w:rPr>
+          <w:rFonts w:ascii="Arial" w:hAnsi="Arial" w:cs="Arial"/>
+          <w:b/>
+          <w:bCs/>
+        </w:rPr>
+        <w:tab/>
+      </w:r>
+    </w:p>
     <w:sectPr>
       <w:pgSz w:w="11906" w:h="16838"/>
       <w:pgMar w:top="1417" w:right="1417" w:bottom="1417" w:left="1417" w:header="708" w:footer="708" w:gutter="0"/>
@@ -11,6 +2209,126 @@
     </w:sectPr>
   </w:body>
 </w:document>
+</file>
+
+<file path=word/numbering.xml><?xml version="1.0" encoding="utf-8"?>
+<w:numbering xmlns:wpc="http://schemas.microsoft.com/office/word/2010/wordprocessingCanvas" xmlns:cx="http://schemas.microsoft.com/office/drawing/2014/chartex" xmlns:cx1="http://schemas.microsoft.com/office/drawing/2015/9/8/chartex" xmlns:cx2="http://schemas.microsoft.com/office/drawing/2015/10/21/chartex" xmlns:cx3="http://schemas.microsoft.com/office/drawing/2016/5/9/chartex" xmlns:cx4="http://schemas.microsoft.com/office/drawing/2016/5/10/chartex" xmlns:cx5="http://schemas.microsoft.com/office/drawing/2016/5/11/chartex" xmlns:cx6="http://schemas.microsoft.com/office/drawing/2016/5/12/chartex" xmlns:cx7="http://schemas.microsoft.com/office/drawing/2016/5/13/chartex" xmlns:cx8="http://schemas.microsoft.com/office/drawing/2016/5/14/chartex" xmlns:mc="http://schemas.openxmlformats.org/markup-compatibility/2006" xmlns:aink="http://schemas.microsoft.com/office/drawing/2016/ink" xmlns:am3d="http://schemas.microsoft.com/office/drawing/2017/model3d" xmlns:o="urn:schemas-microsoft-com:office:office" xmlns:oel="http://schemas.microsoft.com/office/2019/extlst" xmlns:r="http://schemas.openxmlformats.org/officeDocument/2006/relationships" xmlns:m="http://schemas.openxmlformats.org/officeDocument/2006/math" xmlns:v="urn:schemas-microsoft-com:vml" xmlns:wp14="http://schemas.microsoft.com/office/word/2010/wordprocessingDrawing" xmlns:wp="http://schemas.openxmlformats.org/drawingml/2006/wordprocessingDrawing" xmlns:w10="urn:schemas-microsoft-com:office:word" xmlns:w="http://schemas.openxmlformats.org/wordprocessingml/2006/main" xmlns:w14="http://schemas.microsoft.com/office/word/2010/wordml" xmlns:w15="http://schemas.microsoft.com/office/word/2012/wordml" xmlns:w16cex="http://schemas.microsoft.com/office/word/2018/wordml/cex" xmlns:w16cid="http://schemas.microsoft.com/office/word/2016/wordml/cid" xmlns:w16="http://schemas.microsoft.com/office/word/2018/wordml" xmlns:w16du="http://schemas.microsoft.com/office/word/2023/wordml/word16du" xmlns:w16sdtdh="http://schemas.microsoft.com/office/word/2020/wordml/sdtdatahash" xmlns:w16se="http://schemas.microsoft.com/office/word/2015/wordml/symex" xmlns:wpg="http://schemas.microsoft.com/office/word/2010/wordprocessingGroup" xmlns:wpi="http://schemas.microsoft.com/office/word/2010/wordprocessingInk" xmlns:wne="http://schemas.microsoft.com/office/word/2006/wordml" xmlns:wps="http://schemas.microsoft.com/office/word/2010/wordprocessingShape" mc:Ignorable="w14 w15 w16se w16cid w16 w16cex w16sdtdh w16du wp14">
+  <w:abstractNum w:abstractNumId="0" w15:restartNumberingAfterBreak="0">
+    <w:nsid w:val="3A4350B9"/>
+    <w:multiLevelType w:val="hybridMultilevel"/>
+    <w:tmpl w:val="00BA180E"/>
+    <w:lvl w:ilvl="0" w:tplc="79A05C00">
+      <w:numFmt w:val="bullet"/>
+      <w:lvlText w:val="-"/>
+      <w:lvlJc w:val="left"/>
+      <w:pPr>
+        <w:ind w:left="720" w:hanging="360"/>
+      </w:pPr>
+      <w:rPr>
+        <w:rFonts w:ascii="Arial" w:eastAsiaTheme="minorHAnsi" w:hAnsi="Arial" w:cs="Arial" w:hint="default"/>
+      </w:rPr>
+    </w:lvl>
+    <w:lvl w:ilvl="1" w:tplc="040C0003">
+      <w:start w:val="1"/>
+      <w:numFmt w:val="bullet"/>
+      <w:lvlText w:val="o"/>
+      <w:lvlJc w:val="left"/>
+      <w:pPr>
+        <w:ind w:left="1440" w:hanging="360"/>
+      </w:pPr>
+      <w:rPr>
+        <w:rFonts w:ascii="Courier New" w:hAnsi="Courier New" w:cs="Courier New" w:hint="default"/>
+      </w:rPr>
+    </w:lvl>
+    <w:lvl w:ilvl="2" w:tplc="040C0005" w:tentative="1">
+      <w:start w:val="1"/>
+      <w:numFmt w:val="bullet"/>
+      <w:lvlText w:val=""/>
+      <w:lvlJc w:val="left"/>
+      <w:pPr>
+        <w:ind w:left="2160" w:hanging="360"/>
+      </w:pPr>
+      <w:rPr>
+        <w:rFonts w:ascii="Wingdings" w:hAnsi="Wingdings" w:hint="default"/>
+      </w:rPr>
+    </w:lvl>
+    <w:lvl w:ilvl="3" w:tplc="040C0001" w:tentative="1">
+      <w:start w:val="1"/>
+      <w:numFmt w:val="bullet"/>
+      <w:lvlText w:val=""/>
+      <w:lvlJc w:val="left"/>
+      <w:pPr>
+        <w:ind w:left="2880" w:hanging="360"/>
+      </w:pPr>
+      <w:rPr>
+        <w:rFonts w:ascii="Symbol" w:hAnsi="Symbol" w:hint="default"/>
+      </w:rPr>
+    </w:lvl>
+    <w:lvl w:ilvl="4" w:tplc="040C0003" w:tentative="1">
+      <w:start w:val="1"/>
+      <w:numFmt w:val="bullet"/>
+      <w:lvlText w:val="o"/>
+      <w:lvlJc w:val="left"/>
+      <w:pPr>
+        <w:ind w:left="3600" w:hanging="360"/>
+      </w:pPr>
+      <w:rPr>
+        <w:rFonts w:ascii="Courier New" w:hAnsi="Courier New" w:cs="Courier New" w:hint="default"/>
+      </w:rPr>
+    </w:lvl>
+    <w:lvl w:ilvl="5" w:tplc="040C0005" w:tentative="1">
+      <w:start w:val="1"/>
+      <w:numFmt w:val="bullet"/>
+      <w:lvlText w:val=""/>
+      <w:lvlJc w:val="left"/>
+      <w:pPr>
+        <w:ind w:left="4320" w:hanging="360"/>
+      </w:pPr>
+      <w:rPr>
+        <w:rFonts w:ascii="Wingdings" w:hAnsi="Wingdings" w:hint="default"/>
+      </w:rPr>
+    </w:lvl>
+    <w:lvl w:ilvl="6" w:tplc="040C0001" w:tentative="1">
+      <w:start w:val="1"/>
+      <w:numFmt w:val="bullet"/>
+      <w:lvlText w:val=""/>
+      <w:lvlJc w:val="left"/>
+      <w:pPr>
+        <w:ind w:left="5040" w:hanging="360"/>
+      </w:pPr>
+      <w:rPr>
+        <w:rFonts w:ascii="Symbol" w:hAnsi="Symbol" w:hint="default"/>
+      </w:rPr>
+    </w:lvl>
+    <w:lvl w:ilvl="7" w:tplc="040C0003" w:tentative="1">
+      <w:start w:val="1"/>
+      <w:numFmt w:val="bullet"/>
+      <w:lvlText w:val="o"/>
+      <w:lvlJc w:val="left"/>
+      <w:pPr>
+        <w:ind w:left="5760" w:hanging="360"/>
+      </w:pPr>
+      <w:rPr>
+        <w:rFonts w:ascii="Courier New" w:hAnsi="Courier New" w:cs="Courier New" w:hint="default"/>
+      </w:rPr>
+    </w:lvl>
+    <w:lvl w:ilvl="8" w:tplc="040C0005" w:tentative="1">
+      <w:start w:val="1"/>
+      <w:numFmt w:val="bullet"/>
+      <w:lvlText w:val=""/>
+      <w:lvlJc w:val="left"/>
+      <w:pPr>
+        <w:ind w:left="6480" w:hanging="360"/>
+      </w:pPr>
+      <w:rPr>
+        <w:rFonts w:ascii="Wingdings" w:hAnsi="Wingdings" w:hint="default"/>
+      </w:rPr>
+    </w:lvl>
+  </w:abstractNum>
+  <w:num w:numId="1" w16cid:durableId="263419693">
+    <w:abstractNumId w:val="0"/>
+  </w:num>
+</w:numbering>
 </file>
 
 <file path=word/styles.xml><?xml version="1.0" encoding="utf-8"?>
@@ -616,7 +2934,6 @@
   <w:style w:type="character" w:default="1" w:styleId="Policepardfaut">
     <w:name w:val="Default Paragraph Font"/>
     <w:uiPriority w:val="1"/>
-    <w:semiHidden/>
     <w:unhideWhenUsed/>
   </w:style>
   <w:style w:type="table" w:default="1" w:styleId="TableauNormal">
@@ -930,6 +3247,25 @@
       <w:spacing w:val="5"/>
     </w:rPr>
   </w:style>
+  <w:style w:type="table" w:styleId="Grilledutableau">
+    <w:name w:val="Table Grid"/>
+    <w:basedOn w:val="TableauNormal"/>
+    <w:uiPriority w:val="39"/>
+    <w:rsid w:val="00501C44"/>
+    <w:pPr>
+      <w:spacing w:after="0" w:line="240" w:lineRule="auto"/>
+    </w:pPr>
+    <w:tblPr>
+      <w:tblBorders>
+        <w:top w:val="single" w:sz="4" w:space="0" w:color="auto"/>
+        <w:left w:val="single" w:sz="4" w:space="0" w:color="auto"/>
+        <w:bottom w:val="single" w:sz="4" w:space="0" w:color="auto"/>
+        <w:right w:val="single" w:sz="4" w:space="0" w:color="auto"/>
+        <w:insideH w:val="single" w:sz="4" w:space="0" w:color="auto"/>
+        <w:insideV w:val="single" w:sz="4" w:space="0" w:color="auto"/>
+      </w:tblBorders>
+    </w:tblPr>
+  </w:style>
 </w:styles>
 </file>
 
